--- a/dry_temp_version.docx
+++ b/dry_temp_version.docx
@@ -2458,7 +2458,7 @@
               </wp:anchor>
             </w:drawing>
           </mc:Choice>
-          <mc:Fallback xmlns:pic="http://schemas.openxmlformats.org/drawingml/2006/picture" xmlns:a="http://schemas.openxmlformats.org/drawingml/2006/main">
+          <mc:Fallback xmlns:a="http://schemas.openxmlformats.org/drawingml/2006/main" xmlns:pic="http://schemas.openxmlformats.org/drawingml/2006/picture">
             <w:pict>
               <v:shape id="Graphic 2" style="position:absolute;margin-left:112.95pt;margin-top:25.45pt;width:18.4pt;height:1pt;z-index:-15728640;visibility:visible;mso-wrap-style:square;mso-wrap-distance-left:0;mso-wrap-distance-top:0;mso-wrap-distance-right:0;mso-wrap-distance-bottom:0;mso-position-horizontal:absolute;mso-position-horizontal-relative:page;mso-position-vertical:absolute;mso-position-vertical-relative:text;v-text-anchor:top" coordsize="233679,12700" o:spid="_x0000_s1026" fillcolor="black" stroked="f" path="m233172,l,,,12191r233172,l233172,xe" o:gfxdata="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" w14:anchorId="40FC7E0C">
                 <v:path arrowok="t"/>
@@ -2582,7 +2582,7 @@
               </wp:anchor>
             </w:drawing>
           </mc:Choice>
-          <mc:Fallback xmlns:pic="http://schemas.openxmlformats.org/drawingml/2006/picture" xmlns:a="http://schemas.openxmlformats.org/drawingml/2006/main">
+          <mc:Fallback xmlns:a="http://schemas.openxmlformats.org/drawingml/2006/main" xmlns:pic="http://schemas.openxmlformats.org/drawingml/2006/picture">
             <w:pict>
               <v:shape id="Graphic 3" style="position:absolute;margin-left:235.6pt;margin-top:17.15pt;width:117.05pt;height:9.25pt;z-index:-15728128;visibility:visible;mso-wrap-style:square;mso-wrap-distance-left:0;mso-wrap-distance-top:0;mso-wrap-distance-right:0;mso-wrap-distance-bottom:0;mso-position-horizontal:absolute;mso-position-horizontal-relative:page;mso-position-vertical:absolute;mso-position-vertical-relative:text;v-text-anchor:top" coordsize="1486535,117475" o:spid="_x0000_s1026" fillcolor="black" stroked="f" path="m312407,105156r-231635,l80772,117348r231635,l312407,105156xem1486154,53340l,53340,,65532r1486154,l1486154,53340xem1486154,l,,,12192r1486154,l1486154,xe" o:gfxdata="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" w14:anchorId="08C1338D">
                 <v:path arrowok="t"/>
@@ -2724,7 +2724,7 @@
               </wp:anchor>
             </w:drawing>
           </mc:Choice>
-          <mc:Fallback xmlns:pic="http://schemas.openxmlformats.org/drawingml/2006/picture" xmlns:a="http://schemas.openxmlformats.org/drawingml/2006/main">
+          <mc:Fallback xmlns:a="http://schemas.openxmlformats.org/drawingml/2006/main" xmlns:pic="http://schemas.openxmlformats.org/drawingml/2006/picture">
             <w:pict>
               <v:shape id="Graphic 4" style="position:absolute;margin-left:373.85pt;margin-top:17.15pt;width:120.65pt;height:9.25pt;z-index:-15727616;visibility:visible;mso-wrap-style:square;mso-wrap-distance-left:0;mso-wrap-distance-top:0;mso-wrap-distance-right:0;mso-wrap-distance-bottom:0;mso-position-horizontal:absolute;mso-position-horizontal-relative:page;mso-position-vertical:absolute;mso-position-vertical-relative:text;v-text-anchor:top" coordsize="1532255,117475" o:spid="_x0000_s1026" fillcolor="black" stroked="f" path="m306324,105156r-231648,l74676,117348r231648,l306324,105156xem705612,53340l,53340,,65532r705612,l705612,53340xem1531874,l,,,12192r1531874,l1531874,xem1532001,103644r-705612,l826389,115824r705612,l1532001,103644xe" o:gfxdata="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" w14:anchorId="691A5FF7">
                 <v:path arrowok="t"/>
@@ -3567,65 +3567,80 @@
     </w:p>
     <w:p>
       <w:pPr>
-        <w:pStyle w:val="BodyText"/>
-        <w:spacing w:before="2"/>
-        <w:rPr>
-          <w:rFonts w:asciiTheme="minorBidi" w:hAnsiTheme="minorBidi" w:cstheme="minorBidi"/>
-          <w:b/>
-          <w:sz w:val="14"/>
+        <w:pStyle w:val="Heading2"/>
+        <w:bidi/>
+        <w:spacing w:before="67"/>
+        <w:ind w:left="522" w:right="0"/>
+        <w:jc w:val="left"/>
+        <w:rPr>
+          <w:rFonts w:asciiTheme="minorBidi" w:hAnsiTheme="minorBidi" w:cstheme="minorBidi"/>
         </w:rPr>
       </w:pPr>
       <w:r>
         <w:rPr>
           <w:rFonts w:asciiTheme="minorBidi" w:hAnsiTheme="minorBidi" w:cstheme="minorBidi"/>
-          <w:b/>
           <w:noProof/>
-          <w:sz w:val="14"/>
         </w:rPr>
         <w:drawing>
-          <wp:anchor distT="0" distB="0" distL="0" distR="0" simplePos="0" relativeHeight="487589376" behindDoc="1" locked="0" layoutInCell="1" allowOverlap="1" wp14:anchorId="0069E57A" wp14:editId="0069E57B">
-            <wp:simplePos x="0" y="0"/>
-            <wp:positionH relativeFrom="page">
-              <wp:posOffset>1140460</wp:posOffset>
-            </wp:positionH>
-            <wp:positionV relativeFrom="paragraph">
-              <wp:posOffset>119270</wp:posOffset>
-            </wp:positionV>
-            <wp:extent cx="5292771" cy="2202751"/>
-            <wp:effectExtent l="0" t="0" r="0" b="0"/>
-            <wp:wrapTopAndBottom/>
-            <wp:docPr id="5" name="Image 5"/>
+          <wp:inline distT="0" distB="0" distL="0" distR="0" wp14:anchorId="16A15A82" wp14:editId="1EB0BF28">
+            <wp:extent cx="5212080" cy="1988820"/>
+            <wp:effectExtent l="0" t="0" r="7620" b="0"/>
+            <wp:docPr id="403077379" name="Picture 33"/>
             <wp:cNvGraphicFramePr>
-              <a:graphicFrameLocks xmlns:a="http://schemas.openxmlformats.org/drawingml/2006/main"/>
+              <a:graphicFrameLocks xmlns:a="http://schemas.openxmlformats.org/drawingml/2006/main" noChangeAspect="1"/>
             </wp:cNvGraphicFramePr>
             <a:graphic xmlns:a="http://schemas.openxmlformats.org/drawingml/2006/main">
               <a:graphicData uri="http://schemas.openxmlformats.org/drawingml/2006/picture">
                 <pic:pic xmlns:pic="http://schemas.openxmlformats.org/drawingml/2006/picture">
                   <pic:nvPicPr>
-                    <pic:cNvPr id="5" name="Image 5"/>
-                    <pic:cNvPicPr/>
+                    <pic:cNvPr id="0" name="Picture 1"/>
+                    <pic:cNvPicPr>
+                      <a:picLocks noChangeAspect="1" noChangeArrowheads="1"/>
+                    </pic:cNvPicPr>
                   </pic:nvPicPr>
                   <pic:blipFill>
-                    <a:blip r:embed="rId7" cstate="print"/>
+                    <a:blip r:embed="rId7">
+                      <a:extLst>
+                        <a:ext uri="{28A0092B-C50C-407E-A947-70E740481C1C}">
+                          <a14:useLocalDpi xmlns:a14="http://schemas.microsoft.com/office/drawing/2010/main" val="0"/>
+                        </a:ext>
+                      </a:extLst>
+                    </a:blip>
+                    <a:srcRect/>
                     <a:stretch>
                       <a:fillRect/>
                     </a:stretch>
                   </pic:blipFill>
-                  <pic:spPr>
+                  <pic:spPr bwMode="auto">
                     <a:xfrm>
                       <a:off x="0" y="0"/>
-                      <a:ext cx="5292771" cy="2202751"/>
+                      <a:ext cx="5212080" cy="1988820"/>
                     </a:xfrm>
                     <a:prstGeom prst="rect">
                       <a:avLst/>
                     </a:prstGeom>
+                    <a:noFill/>
+                    <a:ln>
+                      <a:noFill/>
+                    </a:ln>
                   </pic:spPr>
                 </pic:pic>
               </a:graphicData>
             </a:graphic>
-          </wp:anchor>
+          </wp:inline>
         </w:drawing>
       </w:r>
+    </w:p>
+    <w:p>
+      <w:pPr>
+        <w:pStyle w:val="BodyText"/>
+        <w:spacing w:before="2"/>
+        <w:rPr>
+          <w:rFonts w:asciiTheme="minorBidi" w:hAnsiTheme="minorBidi" w:cstheme="minorBidi"/>
+          <w:b/>
+          <w:sz w:val="14"/>
+        </w:rPr>
+      </w:pPr>
     </w:p>
     <w:p>
       <w:pPr>
@@ -4122,19 +4137,7 @@
           <w:szCs w:val="24"/>
           <w:rtl/>
         </w:rPr>
-        <w:t xml:space="preserve"> </w:t>
-      </w:r>
-      <w:r>
-        <w:rPr>
-          <w:rFonts w:asciiTheme="minorBidi" w:hAnsiTheme="minorBidi" w:cstheme="minorBidi"/>
-          <w:b/>
-          <w:bCs/>
-          <w:spacing w:val="-6"/>
-          <w:sz w:val="24"/>
-          <w:szCs w:val="24"/>
-          <w:rtl/>
-        </w:rPr>
-        <w:t xml:space="preserve">כל מסלול שלא </w:t>
+        <w:t xml:space="preserve"> כל מסלול שלא </w:t>
       </w:r>
       <w:r>
         <w:rPr>
@@ -4146,31 +4149,7 @@
           <w:szCs w:val="24"/>
           <w:rtl/>
         </w:rPr>
-        <w:t xml:space="preserve">רשום / לא </w:t>
-      </w:r>
-      <w:r>
-        <w:rPr>
-          <w:rFonts w:asciiTheme="minorBidi" w:hAnsiTheme="minorBidi" w:cstheme="minorBidi" w:hint="cs"/>
-          <w:b/>
-          <w:bCs/>
-          <w:spacing w:val="-6"/>
-          <w:sz w:val="24"/>
-          <w:szCs w:val="24"/>
-          <w:rtl/>
-        </w:rPr>
-        <w:t xml:space="preserve">מופיע בטבלה, הוא מסלול שלא גורם לשינוי יציב במוצא. </w:t>
-      </w:r>
-      <w:r>
-        <w:rPr>
-          <w:rFonts w:asciiTheme="minorBidi" w:hAnsiTheme="minorBidi" w:cstheme="minorBidi" w:hint="cs"/>
-          <w:b/>
-          <w:bCs/>
-          <w:spacing w:val="-6"/>
-          <w:sz w:val="24"/>
-          <w:szCs w:val="24"/>
-          <w:rtl/>
-        </w:rPr>
-        <w:t>*</w:t>
+        <w:t>רשום / לא מופיע בטבלה, הוא מסלול שלא גורם לשינוי יציב במוצא. *</w:t>
       </w:r>
     </w:p>
     <w:p>
@@ -8085,7 +8064,7 @@
               <w:rPr>
                 <w:rFonts w:asciiTheme="minorBidi" w:hAnsiTheme="minorBidi" w:cstheme="minorBidi"/>
                 <w:spacing w:val="-2"/>
-                <w:sz w:val="28"/>
+                <w:szCs w:val="18"/>
               </w:rPr>
               <w:t>sel</w:t>
             </w:r>
@@ -8094,7 +8073,7 @@
               <w:rPr>
                 <w:rFonts w:asciiTheme="minorBidi" w:hAnsiTheme="minorBidi" w:cstheme="minorBidi"/>
                 <w:spacing w:val="-2"/>
-                <w:sz w:val="28"/>
+                <w:szCs w:val="18"/>
               </w:rPr>
               <w:t xml:space="preserve"> </w:t>
             </w:r>
@@ -8102,7 +8081,7 @@
               <w:rPr>
                 <w:rFonts w:asciiTheme="minorBidi" w:hAnsiTheme="minorBidi" w:cstheme="minorBidi"/>
                 <w:spacing w:val="-2"/>
-                <w:sz w:val="28"/>
+                <w:szCs w:val="18"/>
               </w:rPr>
               <w:t>→</w:t>
             </w:r>
@@ -8110,7 +8089,7 @@
               <w:rPr>
                 <w:rFonts w:asciiTheme="minorBidi" w:hAnsiTheme="minorBidi" w:cstheme="minorBidi"/>
                 <w:spacing w:val="-2"/>
-                <w:sz w:val="28"/>
+                <w:szCs w:val="18"/>
               </w:rPr>
               <w:t xml:space="preserve"> </w:t>
             </w:r>
@@ -8118,7 +8097,7 @@
               <w:rPr>
                 <w:rFonts w:asciiTheme="minorBidi" w:hAnsiTheme="minorBidi" w:cstheme="minorBidi"/>
                 <w:spacing w:val="-2"/>
-                <w:sz w:val="28"/>
+                <w:szCs w:val="18"/>
               </w:rPr>
               <w:t>g2</w:t>
             </w:r>
@@ -8126,7 +8105,7 @@
               <w:rPr>
                 <w:rFonts w:asciiTheme="minorBidi" w:hAnsiTheme="minorBidi" w:cstheme="minorBidi"/>
                 <w:spacing w:val="-2"/>
-                <w:sz w:val="28"/>
+                <w:szCs w:val="18"/>
               </w:rPr>
               <w:t xml:space="preserve"> </w:t>
             </w:r>
@@ -8134,7 +8113,7 @@
               <w:rPr>
                 <w:rFonts w:asciiTheme="minorBidi" w:hAnsiTheme="minorBidi" w:cstheme="minorBidi"/>
                 <w:spacing w:val="-2"/>
-                <w:sz w:val="28"/>
+                <w:szCs w:val="18"/>
               </w:rPr>
               <w:t>→</w:t>
             </w:r>
@@ -8142,7 +8121,7 @@
               <w:rPr>
                 <w:rFonts w:asciiTheme="minorBidi" w:hAnsiTheme="minorBidi" w:cstheme="minorBidi"/>
                 <w:spacing w:val="-2"/>
-                <w:sz w:val="28"/>
+                <w:szCs w:val="18"/>
               </w:rPr>
               <w:t xml:space="preserve"> </w:t>
             </w:r>
@@ -8150,7 +8129,7 @@
               <w:rPr>
                 <w:rFonts w:asciiTheme="minorBidi" w:hAnsiTheme="minorBidi" w:cstheme="minorBidi"/>
                 <w:spacing w:val="-2"/>
-                <w:sz w:val="28"/>
+                <w:szCs w:val="18"/>
               </w:rPr>
               <w:t>g1</w:t>
             </w:r>
@@ -8158,7 +8137,7 @@
               <w:rPr>
                 <w:rFonts w:asciiTheme="minorBidi" w:hAnsiTheme="minorBidi" w:cstheme="minorBidi"/>
                 <w:spacing w:val="-2"/>
-                <w:sz w:val="28"/>
+                <w:szCs w:val="18"/>
               </w:rPr>
               <w:t xml:space="preserve"> </w:t>
             </w:r>
@@ -8166,7 +8145,7 @@
               <w:rPr>
                 <w:rFonts w:asciiTheme="minorBidi" w:hAnsiTheme="minorBidi" w:cstheme="minorBidi"/>
                 <w:spacing w:val="-2"/>
-                <w:sz w:val="28"/>
+                <w:szCs w:val="18"/>
               </w:rPr>
               <w:t>→</w:t>
             </w:r>
@@ -8174,7 +8153,7 @@
               <w:rPr>
                 <w:rFonts w:asciiTheme="minorBidi" w:hAnsiTheme="minorBidi" w:cstheme="minorBidi"/>
                 <w:spacing w:val="-2"/>
-                <w:sz w:val="28"/>
+                <w:szCs w:val="18"/>
               </w:rPr>
               <w:t xml:space="preserve"> </w:t>
             </w:r>
@@ -8182,7 +8161,7 @@
               <w:rPr>
                 <w:rFonts w:asciiTheme="minorBidi" w:hAnsiTheme="minorBidi" w:cstheme="minorBidi"/>
                 <w:spacing w:val="-2"/>
-                <w:sz w:val="28"/>
+                <w:szCs w:val="18"/>
               </w:rPr>
               <w:t>g4</w:t>
             </w:r>
@@ -11932,6 +11911,8 @@
         <w:jc w:val="left"/>
         <w:rPr>
           <w:rFonts w:asciiTheme="minorBidi" w:hAnsiTheme="minorBidi" w:cstheme="minorBidi"/>
+          <w:noProof/>
+          <w:spacing w:val="-2"/>
         </w:rPr>
       </w:pPr>
       <w:r>
@@ -11948,6 +11929,84 @@
           <w:spacing w:val="-2"/>
         </w:rPr>
         <w:t>:</w:t>
+      </w:r>
+    </w:p>
+    <w:p>
+      <w:pPr>
+        <w:pStyle w:val="Heading2"/>
+        <w:bidi/>
+        <w:ind w:left="519" w:right="0"/>
+        <w:jc w:val="left"/>
+        <w:rPr>
+          <w:rFonts w:asciiTheme="minorBidi" w:hAnsiTheme="minorBidi" w:cstheme="minorBidi"/>
+          <w:noProof/>
+          <w:spacing w:val="-2"/>
+        </w:rPr>
+      </w:pPr>
+    </w:p>
+    <w:p>
+      <w:pPr>
+        <w:pStyle w:val="Heading2"/>
+        <w:bidi/>
+        <w:ind w:left="519" w:right="0"/>
+        <w:jc w:val="left"/>
+        <w:rPr>
+          <w:rFonts w:asciiTheme="minorBidi" w:hAnsiTheme="minorBidi" w:cstheme="minorBidi"/>
+        </w:rPr>
+      </w:pPr>
+      <w:r>
+        <w:rPr>
+          <w:rFonts w:asciiTheme="minorBidi" w:hAnsiTheme="minorBidi" w:cstheme="minorBidi"/>
+          <w:noProof/>
+        </w:rPr>
+        <w:drawing>
+          <wp:inline distT="0" distB="0" distL="0" distR="0" wp14:anchorId="5916DC80" wp14:editId="4FBF9766">
+            <wp:extent cx="4632960" cy="4421239"/>
+            <wp:effectExtent l="0" t="0" r="0" b="0"/>
+            <wp:docPr id="1543235289" name="Picture 36"/>
+            <wp:cNvGraphicFramePr>
+              <a:graphicFrameLocks xmlns:a="http://schemas.openxmlformats.org/drawingml/2006/main" noChangeAspect="1"/>
+            </wp:cNvGraphicFramePr>
+            <a:graphic xmlns:a="http://schemas.openxmlformats.org/drawingml/2006/main">
+              <a:graphicData uri="http://schemas.openxmlformats.org/drawingml/2006/picture">
+                <pic:pic xmlns:pic="http://schemas.openxmlformats.org/drawingml/2006/picture">
+                  <pic:nvPicPr>
+                    <pic:cNvPr id="0" name="Picture 4"/>
+                    <pic:cNvPicPr>
+                      <a:picLocks noChangeAspect="1" noChangeArrowheads="1"/>
+                    </pic:cNvPicPr>
+                  </pic:nvPicPr>
+                  <pic:blipFill>
+                    <a:blip r:embed="rId8">
+                      <a:extLst>
+                        <a:ext uri="{28A0092B-C50C-407E-A947-70E740481C1C}">
+                          <a14:useLocalDpi xmlns:a14="http://schemas.microsoft.com/office/drawing/2010/main" val="0"/>
+                        </a:ext>
+                      </a:extLst>
+                    </a:blip>
+                    <a:srcRect/>
+                    <a:stretch>
+                      <a:fillRect/>
+                    </a:stretch>
+                  </pic:blipFill>
+                  <pic:spPr bwMode="auto">
+                    <a:xfrm>
+                      <a:off x="0" y="0"/>
+                      <a:ext cx="4633825" cy="4422064"/>
+                    </a:xfrm>
+                    <a:prstGeom prst="rect">
+                      <a:avLst/>
+                    </a:prstGeom>
+                    <a:noFill/>
+                    <a:ln>
+                      <a:noFill/>
+                    </a:ln>
+                  </pic:spPr>
+                </pic:pic>
+              </a:graphicData>
+            </a:graphic>
+          </wp:inline>
+        </w:drawing>
       </w:r>
     </w:p>
     <w:p>
@@ -11960,57 +12019,6 @@
           <w:sz w:val="20"/>
         </w:rPr>
       </w:pPr>
-      <w:r>
-        <w:rPr>
-          <w:rFonts w:asciiTheme="minorBidi" w:hAnsiTheme="minorBidi" w:cstheme="minorBidi"/>
-          <w:b/>
-          <w:noProof/>
-          <w:sz w:val="20"/>
-        </w:rPr>
-        <w:drawing>
-          <wp:anchor distT="0" distB="0" distL="0" distR="0" simplePos="0" relativeHeight="487589888" behindDoc="1" locked="0" layoutInCell="1" allowOverlap="1" wp14:anchorId="0069E57C" wp14:editId="0069E57D">
-            <wp:simplePos x="0" y="0"/>
-            <wp:positionH relativeFrom="page">
-              <wp:posOffset>1342669</wp:posOffset>
-            </wp:positionH>
-            <wp:positionV relativeFrom="paragraph">
-              <wp:posOffset>292064</wp:posOffset>
-            </wp:positionV>
-            <wp:extent cx="5029350" cy="3366230"/>
-            <wp:effectExtent l="0" t="0" r="0" b="0"/>
-            <wp:wrapTopAndBottom/>
-            <wp:docPr id="6" name="Image 6"/>
-            <wp:cNvGraphicFramePr>
-              <a:graphicFrameLocks xmlns:a="http://schemas.openxmlformats.org/drawingml/2006/main"/>
-            </wp:cNvGraphicFramePr>
-            <a:graphic xmlns:a="http://schemas.openxmlformats.org/drawingml/2006/main">
-              <a:graphicData uri="http://schemas.openxmlformats.org/drawingml/2006/picture">
-                <pic:pic xmlns:pic="http://schemas.openxmlformats.org/drawingml/2006/picture">
-                  <pic:nvPicPr>
-                    <pic:cNvPr id="6" name="Image 6"/>
-                    <pic:cNvPicPr/>
-                  </pic:nvPicPr>
-                  <pic:blipFill>
-                    <a:blip r:embed="rId8" cstate="print"/>
-                    <a:stretch>
-                      <a:fillRect/>
-                    </a:stretch>
-                  </pic:blipFill>
-                  <pic:spPr>
-                    <a:xfrm>
-                      <a:off x="0" y="0"/>
-                      <a:ext cx="5029350" cy="3366230"/>
-                    </a:xfrm>
-                    <a:prstGeom prst="rect">
-                      <a:avLst/>
-                    </a:prstGeom>
-                  </pic:spPr>
-                </pic:pic>
-              </a:graphicData>
-            </a:graphic>
-          </wp:anchor>
-        </w:drawing>
-      </w:r>
     </w:p>
     <w:p>
       <w:pPr>
@@ -12715,7 +12723,6 @@
           <w:sz w:val="28"/>
         </w:rPr>
       </w:pPr>
-      <w:proofErr w:type="gramStart"/>
       <w:r>
         <w:rPr>
           <w:rFonts w:asciiTheme="minorBidi" w:hAnsiTheme="minorBidi" w:cstheme="minorBidi"/>
@@ -12741,7 +12748,6 @@
         </w:rPr>
         <w:t>=</w:t>
       </w:r>
-      <w:proofErr w:type="gramEnd"/>
       <w:r>
         <w:rPr>
           <w:rFonts w:asciiTheme="minorBidi" w:hAnsiTheme="minorBidi" w:cstheme="minorBidi"/>
@@ -13004,7 +13010,6 @@
           <w:sz w:val="28"/>
         </w:rPr>
       </w:pPr>
-      <w:proofErr w:type="gramStart"/>
       <w:r>
         <w:rPr>
           <w:rFonts w:asciiTheme="minorBidi" w:hAnsiTheme="minorBidi" w:cstheme="minorBidi"/>
@@ -13030,7 +13035,6 @@
         </w:rPr>
         <w:t>=</w:t>
       </w:r>
-      <w:proofErr w:type="gramEnd"/>
       <w:r>
         <w:rPr>
           <w:rFonts w:asciiTheme="minorBidi" w:hAnsiTheme="minorBidi" w:cstheme="minorBidi"/>
@@ -13485,7 +13489,6 @@
           <w:szCs w:val="28"/>
         </w:rPr>
       </w:pPr>
-      <w:proofErr w:type="gramStart"/>
       <w:r>
         <w:rPr>
           <w:rFonts w:asciiTheme="minorBidi" w:hAnsiTheme="minorBidi" w:cstheme="minorBidi"/>
@@ -13506,7 +13509,6 @@
         <w:t>cout</w:t>
       </w:r>
       <w:proofErr w:type="spellEnd"/>
-      <w:proofErr w:type="gramEnd"/>
       <w:r>
         <w:rPr>
           <w:rFonts w:asciiTheme="minorBidi" w:hAnsiTheme="minorBidi" w:cstheme="minorBidi"/>
@@ -13566,7 +13568,7 @@
               </wp:anchor>
             </w:drawing>
           </mc:Choice>
-          <mc:Fallback xmlns:pic="http://schemas.openxmlformats.org/drawingml/2006/picture" xmlns:a="http://schemas.openxmlformats.org/drawingml/2006/main">
+          <mc:Fallback xmlns:a="http://schemas.openxmlformats.org/drawingml/2006/main" xmlns:pic="http://schemas.openxmlformats.org/drawingml/2006/picture">
             <w:pict>
               <v:shapetype id="_x0000_t75" coordsize="21600,21600" filled="f" stroked="f" o:spt="75" o:preferrelative="t" path="m@4@5l@4@11@9@11@9@5xe" w14:anchorId="00A5E4A0">
                 <v:stroke joinstyle="miter"/>
@@ -13779,7 +13781,7 @@
                     </wp:anchor>
                   </w:drawing>
                 </mc:Choice>
-                <mc:Fallback xmlns:pic="http://schemas.openxmlformats.org/drawingml/2006/picture" xmlns:a="http://schemas.openxmlformats.org/drawingml/2006/main">
+                <mc:Fallback xmlns:a="http://schemas.openxmlformats.org/drawingml/2006/main" xmlns:pic="http://schemas.openxmlformats.org/drawingml/2006/picture">
                   <w:pict>
                     <v:shapetype id="_x0000_t86" coordsize="21600,21600" filled="f" o:spt="86" adj="1800" path="m,qx21600@0l21600@1qy,21600e" w14:anchorId="62456102">
                       <v:formulas>
@@ -14005,7 +14007,7 @@
                     </wp:anchor>
                   </w:drawing>
                 </mc:Choice>
-                <mc:Fallback xmlns:pic="http://schemas.openxmlformats.org/drawingml/2006/picture" xmlns:a="http://schemas.openxmlformats.org/drawingml/2006/main">
+                <mc:Fallback xmlns:a="http://schemas.openxmlformats.org/drawingml/2006/main" xmlns:pic="http://schemas.openxmlformats.org/drawingml/2006/picture">
                   <w:pict>
                     <v:roundrect id="Rectangle: Rounded Corners 42" style="position:absolute;margin-left:32.3pt;margin-top:11.65pt;width:17.65pt;height:24.3pt;z-index:487610880;visibility:visible;mso-wrap-style:square;mso-wrap-distance-left:9pt;mso-wrap-distance-top:0;mso-wrap-distance-right:9pt;mso-wrap-distance-bottom:0;mso-position-horizontal:absolute;mso-position-horizontal-relative:text;mso-position-vertical:absolute;mso-position-vertical-relative:text;v-text-anchor:middle" o:spid="_x0000_s1026" filled="f" strokecolor="#f79646 [3209]" arcsize="10923f" w14:anchorId="331AB7AE" o:gfxdata="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"/>
                   </w:pict>
@@ -14250,7 +14252,7 @@
                     </wp:anchor>
                   </w:drawing>
                 </mc:Choice>
-                <mc:Fallback xmlns:pic="http://schemas.openxmlformats.org/drawingml/2006/picture" xmlns:a="http://schemas.openxmlformats.org/drawingml/2006/main">
+                <mc:Fallback xmlns:a="http://schemas.openxmlformats.org/drawingml/2006/main" xmlns:pic="http://schemas.openxmlformats.org/drawingml/2006/picture">
                   <w:pict>
                     <v:group id="Group 10" style="position:absolute;margin-left:23.55pt;margin-top:6.9pt;width:129pt;height:28.65pt;z-index:-251648000;mso-wrap-distance-left:0;mso-wrap-distance-right:0;mso-width-relative:margin;mso-height-relative:margin" coordsize="474980,496570" o:spid="_x0000_s1026" w14:anchorId="75493E2A" o:gfxdata="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">
                       <v:shape id="Graphic 11" style="position:absolute;left:19050;top:19050;width:436880;height:458470;visibility:visible;mso-wrap-style:square;v-text-anchor:top" coordsize="436880,458470" o:spid="_x0000_s1027" filled="f" strokecolor="#bc4542 [3045]" path="m,239775l3408,365892r23860,64763l92031,454515r126116,3408l344257,454515r64759,-23860l432874,365892r3409,-126117l436283,218135,432874,92025,409016,27266,344257,3408,218147,,92031,3408,27268,27266,3408,92025,,218135r,21640e" o:gfxdata="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">
@@ -14357,7 +14359,7 @@
                     </wp:anchor>
                   </w:drawing>
                 </mc:Choice>
-                <mc:Fallback xmlns:pic="http://schemas.openxmlformats.org/drawingml/2006/picture" xmlns:a="http://schemas.openxmlformats.org/drawingml/2006/main">
+                <mc:Fallback xmlns:a="http://schemas.openxmlformats.org/drawingml/2006/main" xmlns:pic="http://schemas.openxmlformats.org/drawingml/2006/picture">
                   <w:pict>
                     <v:roundrect id="Rectangle: Rounded Corners 41" style="position:absolute;margin-left:30.1pt;margin-top:11.3pt;width:116.15pt;height:12.35pt;z-index:487609856;visibility:visible;mso-wrap-style:square;mso-width-percent:0;mso-wrap-distance-left:9pt;mso-wrap-distance-top:0;mso-wrap-distance-right:9pt;mso-wrap-distance-bottom:0;mso-position-horizontal:absolute;mso-position-horizontal-relative:text;mso-position-vertical:absolute;mso-position-vertical-relative:text;mso-width-percent:0;mso-width-relative:margin;v-text-anchor:middle" o:spid="_x0000_s1026" filled="f" strokecolor="#4f81bd [3204]" arcsize="10923f" w14:anchorId="11005BDF" o:gfxdata="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"/>
                   </w:pict>
@@ -14518,7 +14520,7 @@
                     </wp:anchor>
                   </w:drawing>
                 </mc:Choice>
-                <mc:Fallback xmlns:pic="http://schemas.openxmlformats.org/drawingml/2006/picture" xmlns:a="http://schemas.openxmlformats.org/drawingml/2006/main">
+                <mc:Fallback xmlns:a="http://schemas.openxmlformats.org/drawingml/2006/main" xmlns:pic="http://schemas.openxmlformats.org/drawingml/2006/picture">
                   <w:pict>
                     <v:shape id="Right Bracket 44" style="position:absolute;margin-left:32.95pt;margin-top:10.3pt;width:13.2pt;height:15.05pt;rotation:-90;z-index:251679744;visibility:visible;mso-wrap-style:square;mso-width-percent:0;mso-wrap-distance-left:9pt;mso-wrap-distance-top:0;mso-wrap-distance-right:9pt;mso-wrap-distance-bottom:0;mso-position-horizontal:absolute;mso-position-horizontal-relative:text;mso-position-vertical:absolute;mso-position-vertical-relative:text;mso-width-percent:0;mso-width-relative:margin;v-text-anchor:middle" o:spid="_x0000_s1026" strokecolor="#8064a2" strokeweight="2pt" type="#_x0000_t86" adj="1579" o:gfxdata="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" w14:anchorId="54EAABAC">
                       <v:shadow on="t" color="black" opacity="24903f" offset="0,.55556mm" origin=",.5"/>
@@ -14688,7 +14690,7 @@
                     </wp:anchor>
                   </w:drawing>
                 </mc:Choice>
-                <mc:Fallback xmlns:pic="http://schemas.openxmlformats.org/drawingml/2006/picture" xmlns:a="http://schemas.openxmlformats.org/drawingml/2006/main">
+                <mc:Fallback xmlns:a="http://schemas.openxmlformats.org/drawingml/2006/main" xmlns:pic="http://schemas.openxmlformats.org/drawingml/2006/picture">
                   <w:pict>
                     <v:rect id="Rectangle 40" style="position:absolute;margin-left:25.35pt;margin-top:.9pt;width:121.05pt;height:10.6pt;z-index:251677696;visibility:visible;mso-wrap-style:square;mso-wrap-distance-left:9pt;mso-wrap-distance-top:0;mso-wrap-distance-right:9pt;mso-wrap-distance-bottom:0;mso-position-horizontal:absolute;mso-position-horizontal-relative:text;mso-position-vertical:absolute;mso-position-vertical-relative:text;v-text-anchor:middle" o:spid="_x0000_s1026" filled="f" strokecolor="#9bbb59 [3206]" w14:anchorId="2AE45765" o:gfxdata="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">
                       <v:stroke joinstyle="round"/>
@@ -14877,7 +14879,7 @@
               </wp:anchor>
             </w:drawing>
           </mc:Choice>
-          <mc:Fallback xmlns:pic="http://schemas.openxmlformats.org/drawingml/2006/picture" xmlns:a="http://schemas.openxmlformats.org/drawingml/2006/main">
+          <mc:Fallback xmlns:a="http://schemas.openxmlformats.org/drawingml/2006/main" xmlns:pic="http://schemas.openxmlformats.org/drawingml/2006/picture">
             <w:pict>
               <v:shape id="Graphic 12" style="position:absolute;margin-left:125.55pt;margin-top:17pt;width:8.2pt;height:1pt;z-index:-251653120;visibility:visible;mso-wrap-style:square;mso-wrap-distance-left:0;mso-wrap-distance-top:0;mso-wrap-distance-right:0;mso-wrap-distance-bottom:0;mso-position-horizontal:absolute;mso-position-horizontal-relative:page;mso-position-vertical:absolute;mso-position-vertical-relative:text;v-text-anchor:top" coordsize="104139,12700" o:spid="_x0000_s1026" fillcolor="black" stroked="f" path="m103632,l,,,12192r103632,l103632,xe" o:gfxdata="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" w14:anchorId="78A05C17">
                 <v:path arrowok="t"/>
@@ -14965,7 +14967,7 @@
               </wp:anchor>
             </w:drawing>
           </mc:Choice>
-          <mc:Fallback xmlns:pic="http://schemas.openxmlformats.org/drawingml/2006/picture" xmlns:a="http://schemas.openxmlformats.org/drawingml/2006/main">
+          <mc:Fallback xmlns:a="http://schemas.openxmlformats.org/drawingml/2006/main" xmlns:pic="http://schemas.openxmlformats.org/drawingml/2006/picture">
             <w:pict>
               <v:shape id="Graphic 13" style="position:absolute;margin-left:141.5pt;margin-top:17pt;width:19.95pt;height:1pt;z-index:-251652096;visibility:visible;mso-wrap-style:square;mso-wrap-distance-left:0;mso-wrap-distance-top:0;mso-wrap-distance-right:0;mso-wrap-distance-bottom:0;mso-position-horizontal:absolute;mso-position-horizontal-relative:page;mso-position-vertical:absolute;mso-position-vertical-relative:text;v-text-anchor:top" coordsize="253365,12700" o:spid="_x0000_s1026" fillcolor="black" stroked="f" path="m252984,l,,,12192r252984,l252984,xe" o:gfxdata="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" w14:anchorId="02AB22EA">
                 <v:path arrowok="t"/>
@@ -15053,7 +15055,7 @@
               </wp:anchor>
             </w:drawing>
           </mc:Choice>
-          <mc:Fallback xmlns:pic="http://schemas.openxmlformats.org/drawingml/2006/picture" xmlns:a="http://schemas.openxmlformats.org/drawingml/2006/main">
+          <mc:Fallback xmlns:a="http://schemas.openxmlformats.org/drawingml/2006/main" xmlns:pic="http://schemas.openxmlformats.org/drawingml/2006/picture">
             <w:pict>
               <v:shape id="Graphic 14" style="position:absolute;margin-left:178.1pt;margin-top:17pt;width:8.2pt;height:1pt;z-index:-251651072;visibility:visible;mso-wrap-style:square;mso-wrap-distance-left:0;mso-wrap-distance-top:0;mso-wrap-distance-right:0;mso-wrap-distance-bottom:0;mso-position-horizontal:absolute;mso-position-horizontal-relative:page;mso-position-vertical:absolute;mso-position-vertical-relative:text;v-text-anchor:top" coordsize="104139,12700" o:spid="_x0000_s1026" fillcolor="black" stroked="f" path="m103936,l,,,12192r103936,l103936,xe" o:gfxdata="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" w14:anchorId="1C3480FB">
                 <v:path arrowok="t"/>
@@ -15141,7 +15143,7 @@
               </wp:anchor>
             </w:drawing>
           </mc:Choice>
-          <mc:Fallback xmlns:pic="http://schemas.openxmlformats.org/drawingml/2006/picture" xmlns:a="http://schemas.openxmlformats.org/drawingml/2006/main">
+          <mc:Fallback xmlns:a="http://schemas.openxmlformats.org/drawingml/2006/main" xmlns:pic="http://schemas.openxmlformats.org/drawingml/2006/picture">
             <w:pict>
               <v:shape id="Graphic 15" style="position:absolute;margin-left:203.1pt;margin-top:17pt;width:19.95pt;height:1pt;z-index:-251650048;visibility:visible;mso-wrap-style:square;mso-wrap-distance-left:0;mso-wrap-distance-top:0;mso-wrap-distance-right:0;mso-wrap-distance-bottom:0;mso-position-horizontal:absolute;mso-position-horizontal-relative:page;mso-position-vertical:absolute;mso-position-vertical-relative:text;v-text-anchor:top" coordsize="253365,12700" o:spid="_x0000_s1026" fillcolor="black" stroked="f" path="m252983,l,,,12192r252983,l252983,xe" o:gfxdata="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" w14:anchorId="2EC4D120">
                 <v:path arrowok="t"/>
@@ -15567,7 +15569,7 @@
               </wp:anchor>
             </w:drawing>
           </mc:Choice>
-          <mc:Fallback xmlns:pic="http://schemas.openxmlformats.org/drawingml/2006/picture" xmlns:a="http://schemas.openxmlformats.org/drawingml/2006/main">
+          <mc:Fallback xmlns:a="http://schemas.openxmlformats.org/drawingml/2006/main" xmlns:pic="http://schemas.openxmlformats.org/drawingml/2006/picture">
             <w:pict>
               <v:shape id="Graphic 16" style="position:absolute;margin-left:285.65pt;margin-top:20.95pt;width:177.55pt;height:5.2pt;z-index:-251649024;visibility:visible;mso-wrap-style:square;mso-wrap-distance-left:0;mso-wrap-distance-top:0;mso-wrap-distance-right:0;mso-wrap-distance-bottom:0;mso-position-horizontal:absolute;mso-position-horizontal-relative:page;mso-position-vertical:absolute;mso-position-vertical-relative:text;v-text-anchor:top" coordsize="2254885,66040" o:spid="_x0000_s1026" fillcolor="black" stroked="f" path="m2254618,53340l,53340,,65532r2254618,l2254618,53340xem2254618,l,,,12192r2254618,l2254618,xe" o:gfxdata="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" w14:anchorId="6AD6B868">
                 <v:path arrowok="t"/>
@@ -15661,7 +15663,7 @@
               </wp:anchor>
             </w:drawing>
           </mc:Choice>
-          <mc:Fallback xmlns:pic="http://schemas.openxmlformats.org/drawingml/2006/picture" xmlns:a="http://schemas.openxmlformats.org/drawingml/2006/main">
+          <mc:Fallback xmlns:a="http://schemas.openxmlformats.org/drawingml/2006/main" xmlns:pic="http://schemas.openxmlformats.org/drawingml/2006/picture">
             <w:pict>
               <v:shape id="Graphic 17" style="position:absolute;margin-left:187.85pt;margin-top:3.65pt;width:28.1pt;height:1pt;z-index:-251668480;visibility:visible;mso-wrap-style:square;mso-wrap-distance-left:0;mso-wrap-distance-top:0;mso-wrap-distance-right:0;mso-wrap-distance-bottom:0;mso-position-horizontal:absolute;mso-position-horizontal-relative:page;mso-position-vertical:absolute;mso-position-vertical-relative:text;v-text-anchor:top" coordsize="356870,12700" o:spid="_x0000_s1026" fillcolor="black" stroked="f" path="m356616,l103632,,,,,12192r103632,l356616,12192,356616,xe" o:gfxdata="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" w14:anchorId="38C00C0A">
                 <v:path arrowok="t"/>
@@ -15755,7 +15757,7 @@
               </wp:anchor>
             </w:drawing>
           </mc:Choice>
-          <mc:Fallback xmlns:pic="http://schemas.openxmlformats.org/drawingml/2006/picture" xmlns:a="http://schemas.openxmlformats.org/drawingml/2006/main">
+          <mc:Fallback xmlns:a="http://schemas.openxmlformats.org/drawingml/2006/main" xmlns:pic="http://schemas.openxmlformats.org/drawingml/2006/picture">
             <w:pict>
               <v:shape id="Graphic 18" style="position:absolute;margin-left:387.45pt;margin-top:3.65pt;width:28.1pt;height:1pt;z-index:-251667456;visibility:visible;mso-wrap-style:square;mso-wrap-distance-left:0;mso-wrap-distance-top:0;mso-wrap-distance-right:0;mso-wrap-distance-bottom:0;mso-position-horizontal:absolute;mso-position-horizontal-relative:page;mso-position-vertical:absolute;mso-position-vertical-relative:text;v-text-anchor:top" coordsize="356870,12700" o:spid="_x0000_s1026" fillcolor="black" stroked="f" path="m356616,l103632,,,,,12192r103632,l356616,12192,356616,xe" o:gfxdata="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" w14:anchorId="5F16179A">
                 <v:path arrowok="t"/>
@@ -16664,7 +16666,7 @@
               </wp:inline>
             </w:drawing>
           </mc:Choice>
-          <mc:Fallback xmlns:pic="http://schemas.openxmlformats.org/drawingml/2006/picture" xmlns:a="http://schemas.openxmlformats.org/drawingml/2006/main">
+          <mc:Fallback xmlns:a="http://schemas.openxmlformats.org/drawingml/2006/main" xmlns:pic="http://schemas.openxmlformats.org/drawingml/2006/picture">
             <w:pict>
               <v:group id="Group 22" style="width:173.8pt;height:5.8pt;mso-position-horizontal-relative:char;mso-position-vertical-relative:line" coordsize="22072,736" o:spid="_x0000_s1026" w14:anchorId="5F0EF177" o:gfxdata="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">
                 <v:shape id="Graphic 23" style="position:absolute;width:22072;height:736;visibility:visible;mso-wrap-style:square;v-text-anchor:top" coordsize="2207260,73660" o:spid="_x0000_s1027" fillcolor="black" stroked="f" path="m313944,60960l,60960,,73152r313944,l313944,60960xem2206955,53340r-1728470,l478485,65532r1728470,l2206955,53340xem2207006,l,,,12192r2207006,l2207006,xe" o:gfxdata="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">
@@ -16763,7 +16765,7 @@
               </wp:anchor>
             </w:drawing>
           </mc:Choice>
-          <mc:Fallback xmlns:pic="http://schemas.openxmlformats.org/drawingml/2006/picture" xmlns:a="http://schemas.openxmlformats.org/drawingml/2006/main">
+          <mc:Fallback xmlns:a="http://schemas.openxmlformats.org/drawingml/2006/main" xmlns:pic="http://schemas.openxmlformats.org/drawingml/2006/picture">
             <w:pict>
               <v:shape id="Graphic 24" style="position:absolute;margin-left:90pt;margin-top:19.55pt;width:261.9pt;height:1pt;z-index:-15723008;visibility:visible;mso-wrap-style:square;mso-wrap-distance-left:0;mso-wrap-distance-top:0;mso-wrap-distance-right:0;mso-wrap-distance-bottom:0;mso-position-horizontal:absolute;mso-position-horizontal-relative:page;mso-position-vertical:absolute;mso-position-vertical-relative:text;v-text-anchor:top" coordsize="3326129,12700" o:spid="_x0000_s1026" fillcolor="black" stroked="f" path="m3326003,l,,,12191r3326003,l3326003,xe" o:gfxdata="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" w14:anchorId="5BA81A67">
                 <v:path arrowok="t"/>
@@ -17761,7 +17763,7 @@
                     </wp:anchor>
                   </w:drawing>
                 </mc:Choice>
-                <mc:Fallback xmlns:pic="http://schemas.openxmlformats.org/drawingml/2006/picture" xmlns:a="http://schemas.openxmlformats.org/drawingml/2006/main">
+                <mc:Fallback xmlns:a="http://schemas.openxmlformats.org/drawingml/2006/main" xmlns:pic="http://schemas.openxmlformats.org/drawingml/2006/picture">
                   <w:pict>
                     <v:group id="Group 28" style="position:absolute;margin-left:26.2pt;margin-top:48.95pt;width:33.1pt;height:33.95pt;z-index:-251654656;mso-wrap-distance-left:0;mso-wrap-distance-right:0;mso-width-relative:margin;mso-height-relative:margin" coordsize="7112,7296" o:spid="_x0000_s1026" w14:anchorId="52D97D40" o:gfxdata="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">
                       <v:shape id="Graphic 29" style="position:absolute;left:190;top:190;width:6731;height:6915;visibility:visible;mso-wrap-style:square;v-text-anchor:top" coordsize="673100,691515" o:spid="_x0000_s1027" filled="f" strokecolor="#f79646 [3209]" strokeweight="3pt" path="m,354949l5257,549470r36801,99889l141947,686160r194521,5257l530989,686160r99889,-36801l667679,549470r5258,-194521l672937,336468,667679,141947,630878,42058,530989,5257,336468,,141947,5257,42058,42058,5257,141947,,336468r,18481e" o:gfxdata="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">
@@ -17970,7 +17972,7 @@
                     </wp:anchor>
                   </w:drawing>
                 </mc:Choice>
-                <mc:Fallback xmlns:pic="http://schemas.openxmlformats.org/drawingml/2006/picture" xmlns:a="http://schemas.openxmlformats.org/drawingml/2006/main">
+                <mc:Fallback xmlns:a="http://schemas.openxmlformats.org/drawingml/2006/main" xmlns:pic="http://schemas.openxmlformats.org/drawingml/2006/picture">
                   <w:pict>
                     <v:group id="Group 30" style="position:absolute;margin-left:23.9pt;margin-top:46.25pt;width:36.65pt;height:37.6pt;z-index:-251658752;mso-wrap-distance-left:0;mso-wrap-distance-right:0;mso-width-relative:margin;mso-height-relative:margin" coordsize="7112,7296" o:spid="_x0000_s1026" w14:anchorId="62CF8BB3" o:gfxdata="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">
                       <v:shape id="Graphic 31" style="position:absolute;left:190;top:190;width:6731;height:6915;visibility:visible;mso-wrap-style:square;v-text-anchor:top" coordsize="673100,691515" o:spid="_x0000_s1027" filled="f" strokecolor="#8064a2 [3207]" strokeweight="3pt" path="m,354949l5257,549470r36801,99889l141947,686160r194521,5257l530989,686160r99889,-36801l667679,549470r5258,-194521l672937,336468,667679,141947,630878,42058,530989,5257,336468,,141947,5257,42058,42058,5257,141947,,336468r,18481e" o:gfxdata="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">
@@ -18288,7 +18290,7 @@
                     </wp:anchor>
                   </w:drawing>
                 </mc:Choice>
-                <mc:Fallback xmlns:pic="http://schemas.openxmlformats.org/drawingml/2006/picture" xmlns:a="http://schemas.openxmlformats.org/drawingml/2006/main">
+                <mc:Fallback xmlns:a="http://schemas.openxmlformats.org/drawingml/2006/main" xmlns:pic="http://schemas.openxmlformats.org/drawingml/2006/picture">
                   <w:pict>
                     <v:shape id="Graphic 26" style="position:absolute;margin-left:26pt;margin-top:16.05pt;width:29.85pt;height:30.65pt;z-index:251645952;visibility:visible;mso-wrap-style:square;mso-width-percent:0;mso-height-percent:0;mso-wrap-distance-left:0;mso-wrap-distance-top:0;mso-wrap-distance-right:0;mso-wrap-distance-bottom:0;mso-position-horizontal:absolute;mso-position-horizontal-relative:page;mso-position-vertical:absolute;mso-position-vertical-relative:text;mso-width-percent:0;mso-height-percent:0;mso-width-relative:margin;mso-height-relative:margin;v-text-anchor:top" coordsize="673100,691515" o:spid="_x0000_s1026" filled="f" strokecolor="#87d44b" strokeweight="3pt" path="m,354948l5257,549469r36801,99889l141947,686160r194521,5257l530989,686160r99889,-36802l667679,549469r5258,-194521l672937,336468,667679,141947,630878,42058,530989,5257,336468,,141947,5257,42058,42058,5257,141947,,336468r,18480e" o:gfxdata="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" w14:anchorId="4900D1BE">
                       <v:path arrowok="t"/>
@@ -18483,7 +18485,7 @@
                     </wp:anchor>
                   </w:drawing>
                 </mc:Choice>
-                <mc:Fallback xmlns:pic="http://schemas.openxmlformats.org/drawingml/2006/picture" xmlns:a="http://schemas.openxmlformats.org/drawingml/2006/main">
+                <mc:Fallback xmlns:a="http://schemas.openxmlformats.org/drawingml/2006/main" xmlns:pic="http://schemas.openxmlformats.org/drawingml/2006/picture">
                   <w:pict>
                     <v:shape id="Graphic 25" style="position:absolute;margin-left:25.6pt;margin-top:16pt;width:33.1pt;height:34pt;z-index:251653632;visibility:visible;mso-wrap-style:square;mso-width-percent:0;mso-height-percent:0;mso-wrap-distance-left:0;mso-wrap-distance-top:0;mso-wrap-distance-right:0;mso-wrap-distance-bottom:0;mso-position-horizontal:absolute;mso-position-horizontal-relative:page;mso-position-vertical:absolute;mso-position-vertical-relative:text;mso-width-percent:0;mso-height-percent:0;mso-width-relative:margin;mso-height-relative:margin;v-text-anchor:top" coordsize="673100,691515" o:spid="_x0000_s1026" filled="f" strokecolor="#c0504d [3205]" strokeweight="3pt" path="m,354948l5257,549469r36801,99889l141947,686159r194521,5258l530989,686159r99889,-36801l667679,549469r5258,-194521l672937,336468,667679,141947,630878,42058,530989,5257,336468,,141947,5257,42058,42058,5257,141947,,336468r,18480e" o:gfxdata="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" w14:anchorId="08EB347D">
                       <v:shadow on="t" color="black" opacity="22937f" offset="0,.63889mm" origin=",.5"/>
@@ -18870,7 +18872,7 @@
               </wp:anchor>
             </w:drawing>
           </mc:Choice>
-          <mc:Fallback xmlns:pic="http://schemas.openxmlformats.org/drawingml/2006/picture" xmlns:a="http://schemas.openxmlformats.org/drawingml/2006/main">
+          <mc:Fallback xmlns:a="http://schemas.openxmlformats.org/drawingml/2006/main" xmlns:pic="http://schemas.openxmlformats.org/drawingml/2006/picture">
             <w:pict>
               <v:shape id="Graphic 32" style="position:absolute;margin-left:105.15pt;margin-top:16.55pt;width:15.75pt;height:1pt;z-index:-15722496;visibility:visible;mso-wrap-style:square;mso-wrap-distance-left:0;mso-wrap-distance-top:0;mso-wrap-distance-right:0;mso-wrap-distance-bottom:0;mso-position-horizontal:absolute;mso-position-horizontal-relative:page;mso-position-vertical:absolute;mso-position-vertical-relative:text;v-text-anchor:top" coordsize="200025,12700" o:spid="_x0000_s1026" fillcolor="black" stroked="f" path="m199644,l,,,12191r199644,l199644,xe" o:gfxdata="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" w14:anchorId="547756E9">
                 <v:path arrowok="t"/>
@@ -18958,7 +18960,7 @@
               </wp:anchor>
             </w:drawing>
           </mc:Choice>
-          <mc:Fallback xmlns:pic="http://schemas.openxmlformats.org/drawingml/2006/picture" xmlns:a="http://schemas.openxmlformats.org/drawingml/2006/main">
+          <mc:Fallback xmlns:a="http://schemas.openxmlformats.org/drawingml/2006/main" xmlns:pic="http://schemas.openxmlformats.org/drawingml/2006/picture">
             <w:pict>
               <v:shape id="Graphic 33" style="position:absolute;margin-left:154.35pt;margin-top:19.7pt;width:8.2pt;height:1pt;z-index:-15721984;visibility:visible;mso-wrap-style:square;mso-wrap-distance-left:0;mso-wrap-distance-top:0;mso-wrap-distance-right:0;mso-wrap-distance-bottom:0;mso-position-horizontal:absolute;mso-position-horizontal-relative:page;mso-position-vertical:absolute;mso-position-vertical-relative:text;v-text-anchor:top" coordsize="104139,12700" o:spid="_x0000_s1026" fillcolor="black" stroked="f" path="m103631,l,,,12192r103631,l103631,xe" o:gfxdata="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" w14:anchorId="45EB74CA">
                 <v:path arrowok="t"/>
@@ -19046,7 +19048,7 @@
               </wp:anchor>
             </w:drawing>
           </mc:Choice>
-          <mc:Fallback xmlns:pic="http://schemas.openxmlformats.org/drawingml/2006/picture" xmlns:a="http://schemas.openxmlformats.org/drawingml/2006/main">
+          <mc:Fallback xmlns:a="http://schemas.openxmlformats.org/drawingml/2006/main" xmlns:pic="http://schemas.openxmlformats.org/drawingml/2006/picture">
             <w:pict>
               <v:shape id="Graphic 34" style="position:absolute;margin-left:170.4pt;margin-top:19.7pt;width:16.85pt;height:1pt;z-index:-15721472;visibility:visible;mso-wrap-style:square;mso-wrap-distance-left:0;mso-wrap-distance-top:0;mso-wrap-distance-right:0;mso-wrap-distance-bottom:0;mso-position-horizontal:absolute;mso-position-horizontal-relative:page;mso-position-vertical:absolute;mso-position-vertical-relative:text;v-text-anchor:top" coordsize="213995,12700" o:spid="_x0000_s1026" fillcolor="black" stroked="f" path="m213664,l,,,12192r213664,l213664,xe" o:gfxdata="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" w14:anchorId="3E332196">
                 <v:path arrowok="t"/>
@@ -19152,7 +19154,7 @@
               </wp:anchor>
             </w:drawing>
           </mc:Choice>
-          <mc:Fallback xmlns:pic="http://schemas.openxmlformats.org/drawingml/2006/picture" xmlns:a="http://schemas.openxmlformats.org/drawingml/2006/main">
+          <mc:Fallback xmlns:a="http://schemas.openxmlformats.org/drawingml/2006/main" xmlns:pic="http://schemas.openxmlformats.org/drawingml/2006/picture">
             <w:pict>
               <v:shape id="Graphic 35" style="position:absolute;margin-left:261.3pt;margin-top:16.55pt;width:24.75pt;height:4.1pt;z-index:-15720960;visibility:visible;mso-wrap-style:square;mso-wrap-distance-left:0;mso-wrap-distance-top:0;mso-wrap-distance-right:0;mso-wrap-distance-bottom:0;mso-position-horizontal:absolute;mso-position-horizontal-relative:page;mso-position-vertical:absolute;mso-position-vertical-relative:text;v-text-anchor:top" coordsize="314325,52069" o:spid="_x0000_s1026" fillcolor="black" stroked="f" path="m100584,l,,,12192r100584,l100584,xem313944,39624r-213360,l100584,51816r213360,l313944,39624xe" o:gfxdata="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" w14:anchorId="3AAEDE5D">
                 <v:path arrowok="t"/>
@@ -19240,7 +19242,7 @@
               </wp:anchor>
             </w:drawing>
           </mc:Choice>
-          <mc:Fallback xmlns:pic="http://schemas.openxmlformats.org/drawingml/2006/picture" xmlns:a="http://schemas.openxmlformats.org/drawingml/2006/main">
+          <mc:Fallback xmlns:a="http://schemas.openxmlformats.org/drawingml/2006/main" xmlns:pic="http://schemas.openxmlformats.org/drawingml/2006/picture">
             <w:pict>
               <v:shape id="Graphic 36" style="position:absolute;margin-left:327.45pt;margin-top:16.55pt;width:15.75pt;height:1pt;z-index:-15720448;visibility:visible;mso-wrap-style:square;mso-wrap-distance-left:0;mso-wrap-distance-top:0;mso-wrap-distance-right:0;mso-wrap-distance-bottom:0;mso-position-horizontal:absolute;mso-position-horizontal-relative:page;mso-position-vertical:absolute;mso-position-vertical-relative:text;v-text-anchor:top" coordsize="200025,12700" o:spid="_x0000_s1026" fillcolor="black" stroked="f" path="m199644,l,,,12191r199644,l199644,xe" o:gfxdata="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" w14:anchorId="7E84BE2F">
                 <v:path arrowok="t"/>
@@ -19328,7 +19330,7 @@
               </wp:anchor>
             </w:drawing>
           </mc:Choice>
-          <mc:Fallback xmlns:pic="http://schemas.openxmlformats.org/drawingml/2006/picture" xmlns:a="http://schemas.openxmlformats.org/drawingml/2006/main">
+          <mc:Fallback xmlns:a="http://schemas.openxmlformats.org/drawingml/2006/main" xmlns:pic="http://schemas.openxmlformats.org/drawingml/2006/picture">
             <w:pict>
               <v:shape id="Graphic 37" style="position:absolute;margin-left:462.35pt;margin-top:16.55pt;width:7.95pt;height:1pt;z-index:-15719936;visibility:visible;mso-wrap-style:square;mso-wrap-distance-left:0;mso-wrap-distance-top:0;mso-wrap-distance-right:0;mso-wrap-distance-bottom:0;mso-position-horizontal:absolute;mso-position-horizontal-relative:page;mso-position-vertical:absolute;mso-position-vertical-relative:text;v-text-anchor:top" coordsize="100965,12700" o:spid="_x0000_s1026" fillcolor="black" stroked="f" path="m100584,l,,,12191r100584,l100584,xe" o:gfxdata="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" w14:anchorId="4C992AA7">
                 <v:path arrowok="t"/>
@@ -19416,7 +19418,7 @@
               </wp:anchor>
             </w:drawing>
           </mc:Choice>
-          <mc:Fallback xmlns:pic="http://schemas.openxmlformats.org/drawingml/2006/picture" xmlns:a="http://schemas.openxmlformats.org/drawingml/2006/main">
+          <mc:Fallback xmlns:a="http://schemas.openxmlformats.org/drawingml/2006/main" xmlns:pic="http://schemas.openxmlformats.org/drawingml/2006/picture">
             <w:pict>
               <v:shape id="Graphic 38" style="position:absolute;margin-left:398.35pt;margin-top:19.7pt;width:16.8pt;height:1pt;z-index:-15719424;visibility:visible;mso-wrap-style:square;mso-wrap-distance-left:0;mso-wrap-distance-top:0;mso-wrap-distance-right:0;mso-wrap-distance-bottom:0;mso-position-horizontal:absolute;mso-position-horizontal-relative:page;mso-position-vertical:absolute;mso-position-vertical-relative:text;v-text-anchor:top" coordsize="213360,12700" o:spid="_x0000_s1026" fillcolor="black" stroked="f" path="m213360,l,,,12192r213360,l213360,xe" o:gfxdata="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" w14:anchorId="694BF789">
                 <v:path arrowok="t"/>
@@ -19504,7 +19506,7 @@
               </wp:anchor>
             </w:drawing>
           </mc:Choice>
-          <mc:Fallback xmlns:pic="http://schemas.openxmlformats.org/drawingml/2006/picture" xmlns:a="http://schemas.openxmlformats.org/drawingml/2006/main">
+          <mc:Fallback xmlns:a="http://schemas.openxmlformats.org/drawingml/2006/main" xmlns:pic="http://schemas.openxmlformats.org/drawingml/2006/picture">
             <w:pict>
               <v:shape id="Graphic 39" style="position:absolute;margin-left:421.5pt;margin-top:19.7pt;width:8.2pt;height:1pt;z-index:-15718912;visibility:visible;mso-wrap-style:square;mso-wrap-distance-left:0;mso-wrap-distance-top:0;mso-wrap-distance-right:0;mso-wrap-distance-bottom:0;mso-position-horizontal:absolute;mso-position-horizontal-relative:page;mso-position-vertical:absolute;mso-position-vertical-relative:text;v-text-anchor:top" coordsize="104139,12700" o:spid="_x0000_s1026" fillcolor="black" stroked="f" path="m103632,l,,,12192r103632,l103632,xe" o:gfxdata="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" w14:anchorId="15776853">
                 <v:path arrowok="t"/>
@@ -19682,7 +19684,6 @@
         </w:rPr>
         <w:t xml:space="preserve"> </w:t>
       </w:r>
-      <w:proofErr w:type="gramStart"/>
       <w:r>
         <w:rPr>
           <w:rFonts w:ascii="Cambria Math" w:eastAsia="Cambria Math" w:hAnsi="Cambria Math" w:cs="Cambria Math"/>
@@ -19705,7 +19706,6 @@
         </w:rPr>
         <w:t>(</w:t>
       </w:r>
-      <w:proofErr w:type="gramEnd"/>
       <w:r>
         <w:rPr>
           <w:rFonts w:ascii="Cambria Math" w:eastAsia="Cambria Math" w:hAnsi="Cambria Math" w:cs="Cambria Math"/>
@@ -19750,7 +19750,6 @@
         </w:rPr>
         <w:t xml:space="preserve"> </w:t>
       </w:r>
-      <w:proofErr w:type="gramStart"/>
       <w:r>
         <w:rPr>
           <w:rFonts w:asciiTheme="minorBidi" w:eastAsia="Cambria Math" w:hAnsiTheme="minorBidi" w:cstheme="minorBidi"/>
@@ -19789,7 +19788,6 @@
         </w:rPr>
         <w:t>𝑖𝑛</w:t>
       </w:r>
-      <w:proofErr w:type="gramEnd"/>
       <w:r>
         <w:rPr>
           <w:rFonts w:asciiTheme="minorBidi" w:eastAsia="Cambria Math" w:hAnsiTheme="minorBidi" w:cstheme="minorBidi"/>
@@ -19954,7 +19952,7 @@
               </wp:anchor>
             </w:drawing>
           </mc:Choice>
-          <mc:Fallback xmlns:pic="http://schemas.openxmlformats.org/drawingml/2006/picture" xmlns:a="http://schemas.openxmlformats.org/drawingml/2006/main">
+          <mc:Fallback xmlns:a="http://schemas.openxmlformats.org/drawingml/2006/main" xmlns:pic="http://schemas.openxmlformats.org/drawingml/2006/picture">
             <w:pict>
               <v:shape id="Graphic 40" style="position:absolute;margin-left:194.45pt;margin-top:4.65pt;width:16.95pt;height:1pt;z-index:-16422400;visibility:visible;mso-wrap-style:square;mso-wrap-distance-left:0;mso-wrap-distance-top:0;mso-wrap-distance-right:0;mso-wrap-distance-bottom:0;mso-position-horizontal:absolute;mso-position-horizontal-relative:page;mso-position-vertical:absolute;mso-position-vertical-relative:text;v-text-anchor:top" coordsize="215265,12700" o:spid="_x0000_s1026" fillcolor="black" stroked="f" path="m214884,l,,,12192r214884,l214884,xe" o:gfxdata="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" w14:anchorId="1D53118A">
                 <v:path arrowok="t"/>
@@ -20060,7 +20058,7 @@
               </wp:anchor>
             </w:drawing>
           </mc:Choice>
-          <mc:Fallback xmlns:pic="http://schemas.openxmlformats.org/drawingml/2006/picture" xmlns:a="http://schemas.openxmlformats.org/drawingml/2006/main">
+          <mc:Fallback xmlns:a="http://schemas.openxmlformats.org/drawingml/2006/main" xmlns:pic="http://schemas.openxmlformats.org/drawingml/2006/picture">
             <w:pict>
               <v:shape id="Graphic 41" style="position:absolute;margin-left:394.65pt;margin-top:1.4pt;width:87.9pt;height:4.2pt;z-index:-16421888;visibility:visible;mso-wrap-style:square;mso-wrap-distance-left:0;mso-wrap-distance-top:0;mso-wrap-distance-right:0;mso-wrap-distance-bottom:0;mso-position-horizontal:absolute;mso-position-horizontal-relative:page;mso-position-vertical:absolute;mso-position-vertical-relative:text;v-text-anchor:top" coordsize="1116330,53340" o:spid="_x0000_s1026" fillcolor="black" stroked="f" path="m214884,41148l,41148,,53340r214884,l214884,41148xem1115872,l214884,r,12192l1115872,12192r,-12192xe" o:gfxdata="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" w14:anchorId="5F7EFE4F">
                 <v:path arrowok="t"/>
@@ -20756,7 +20754,6 @@
         </w:rPr>
         <w:t>(</w:t>
       </w:r>
-      <w:proofErr w:type="gramStart"/>
       <w:r>
         <w:rPr>
           <w:rFonts w:ascii="Cambria Math" w:eastAsia="Cambria Math" w:hAnsi="Cambria Math" w:cs="Cambria Math"/>
@@ -20771,7 +20768,6 @@
         </w:rPr>
         <w:t>(</w:t>
       </w:r>
-      <w:proofErr w:type="gramEnd"/>
       <w:r>
         <w:rPr>
           <w:rFonts w:ascii="Cambria Math" w:eastAsia="Cambria Math" w:hAnsi="Cambria Math" w:cs="Cambria Math"/>
@@ -20831,7 +20827,6 @@
         </w:rPr>
         <w:t xml:space="preserve"> </w:t>
       </w:r>
-      <w:proofErr w:type="gramStart"/>
       <w:r>
         <w:rPr>
           <w:rFonts w:ascii="Cambria Math" w:eastAsia="Cambria Math" w:hAnsi="Cambria Math" w:cs="Cambria Math"/>
@@ -20846,7 +20841,6 @@
         </w:rPr>
         <w:t>(</w:t>
       </w:r>
-      <w:proofErr w:type="gramEnd"/>
       <w:r>
         <w:rPr>
           <w:rFonts w:ascii="Cambria Math" w:eastAsia="Cambria Math" w:hAnsi="Cambria Math" w:cs="Cambria Math"/>
@@ -20907,7 +20901,6 @@
         </w:rPr>
         <w:t xml:space="preserve"> </w:t>
       </w:r>
-      <w:proofErr w:type="gramStart"/>
       <w:r>
         <w:rPr>
           <w:rFonts w:ascii="Cambria Math" w:eastAsia="Cambria Math" w:hAnsi="Cambria Math" w:cs="Cambria Math"/>
@@ -20922,7 +20915,6 @@
         </w:rPr>
         <w:t>(</w:t>
       </w:r>
-      <w:proofErr w:type="gramEnd"/>
       <w:r>
         <w:rPr>
           <w:rFonts w:ascii="Cambria Math" w:eastAsia="Cambria Math" w:hAnsi="Cambria Math" w:cs="Cambria Math"/>
@@ -21001,7 +20993,6 @@
         </w:rPr>
         <w:t xml:space="preserve"> </w:t>
       </w:r>
-      <w:proofErr w:type="gramStart"/>
       <w:r>
         <w:rPr>
           <w:rFonts w:ascii="Cambria Math" w:eastAsia="Cambria Math" w:hAnsi="Cambria Math" w:cs="Cambria Math"/>
@@ -21014,7 +21005,6 @@
         </w:rPr>
         <w:t>(</w:t>
       </w:r>
-      <w:proofErr w:type="gramEnd"/>
       <w:r>
         <w:rPr>
           <w:rFonts w:ascii="Cambria Math" w:eastAsia="Cambria Math" w:hAnsi="Cambria Math" w:cs="Cambria Math"/>
@@ -21034,7 +21024,6 @@
         </w:rPr>
         <w:t xml:space="preserve"> </w:t>
       </w:r>
-      <w:proofErr w:type="gramStart"/>
       <w:r>
         <w:rPr>
           <w:rFonts w:ascii="Cambria Math" w:eastAsia="Cambria Math" w:hAnsi="Cambria Math" w:cs="Cambria Math"/>
@@ -21048,7 +21037,6 @@
         </w:rPr>
         <w:t>(</w:t>
       </w:r>
-      <w:proofErr w:type="gramEnd"/>
       <w:r>
         <w:rPr>
           <w:rFonts w:ascii="Cambria Math" w:eastAsia="Cambria Math" w:hAnsi="Cambria Math" w:cs="Cambria Math"/>
@@ -21120,6 +21108,7 @@
         <w:jc w:val="left"/>
         <w:rPr>
           <w:rFonts w:asciiTheme="minorBidi" w:hAnsiTheme="minorBidi" w:cstheme="minorBidi"/>
+          <w:spacing w:val="-2"/>
         </w:rPr>
       </w:pPr>
       <w:r>
@@ -21137,6 +21126,86 @@
           <w:spacing w:val="-2"/>
         </w:rPr>
         <w:t>:</w:t>
+      </w:r>
+    </w:p>
+    <w:p>
+      <w:pPr>
+        <w:pStyle w:val="Heading2"/>
+        <w:bidi/>
+        <w:spacing w:before="81"/>
+        <w:ind w:left="519" w:right="0"/>
+        <w:jc w:val="left"/>
+        <w:rPr>
+          <w:rFonts w:asciiTheme="minorBidi" w:hAnsiTheme="minorBidi" w:cstheme="minorBidi"/>
+          <w:spacing w:val="-2"/>
+        </w:rPr>
+      </w:pPr>
+    </w:p>
+    <w:p>
+      <w:pPr>
+        <w:pStyle w:val="Heading2"/>
+        <w:bidi/>
+        <w:spacing w:before="81"/>
+        <w:ind w:left="519" w:right="0"/>
+        <w:jc w:val="left"/>
+        <w:rPr>
+          <w:rFonts w:asciiTheme="minorBidi" w:hAnsiTheme="minorBidi" w:cstheme="minorBidi"/>
+        </w:rPr>
+      </w:pPr>
+      <w:r>
+        <w:rPr>
+          <w:rFonts w:asciiTheme="minorBidi" w:hAnsiTheme="minorBidi" w:cstheme="minorBidi"/>
+          <w:noProof/>
+          <w:spacing w:val="-2"/>
+        </w:rPr>
+        <w:drawing>
+          <wp:inline distT="0" distB="0" distL="0" distR="0" wp14:anchorId="79A2314D" wp14:editId="60B95B28">
+            <wp:extent cx="5223842" cy="4173415"/>
+            <wp:effectExtent l="0" t="0" r="0" b="0"/>
+            <wp:docPr id="1236138315" name="Picture 39"/>
+            <wp:cNvGraphicFramePr>
+              <a:graphicFrameLocks xmlns:a="http://schemas.openxmlformats.org/drawingml/2006/main" noChangeAspect="1"/>
+            </wp:cNvGraphicFramePr>
+            <a:graphic xmlns:a="http://schemas.openxmlformats.org/drawingml/2006/main">
+              <a:graphicData uri="http://schemas.openxmlformats.org/drawingml/2006/picture">
+                <pic:pic xmlns:pic="http://schemas.openxmlformats.org/drawingml/2006/picture">
+                  <pic:nvPicPr>
+                    <pic:cNvPr id="0" name="Picture 7"/>
+                    <pic:cNvPicPr>
+                      <a:picLocks noChangeAspect="1" noChangeArrowheads="1"/>
+                    </pic:cNvPicPr>
+                  </pic:nvPicPr>
+                  <pic:blipFill>
+                    <a:blip r:embed="rId12">
+                      <a:extLst>
+                        <a:ext uri="{28A0092B-C50C-407E-A947-70E740481C1C}">
+                          <a14:useLocalDpi xmlns:a14="http://schemas.microsoft.com/office/drawing/2010/main" val="0"/>
+                        </a:ext>
+                      </a:extLst>
+                    </a:blip>
+                    <a:srcRect/>
+                    <a:stretch>
+                      <a:fillRect/>
+                    </a:stretch>
+                  </pic:blipFill>
+                  <pic:spPr bwMode="auto">
+                    <a:xfrm>
+                      <a:off x="0" y="0"/>
+                      <a:ext cx="5230731" cy="4178919"/>
+                    </a:xfrm>
+                    <a:prstGeom prst="rect">
+                      <a:avLst/>
+                    </a:prstGeom>
+                    <a:noFill/>
+                    <a:ln>
+                      <a:noFill/>
+                    </a:ln>
+                  </pic:spPr>
+                </pic:pic>
+              </a:graphicData>
+            </a:graphic>
+          </wp:inline>
+        </w:drawing>
       </w:r>
     </w:p>
     <w:p>
@@ -21149,57 +21218,6 @@
           <w:sz w:val="17"/>
         </w:rPr>
       </w:pPr>
-      <w:r>
-        <w:rPr>
-          <w:rFonts w:asciiTheme="minorBidi" w:hAnsiTheme="minorBidi" w:cstheme="minorBidi"/>
-          <w:b/>
-          <w:noProof/>
-          <w:sz w:val="17"/>
-        </w:rPr>
-        <w:drawing>
-          <wp:anchor distT="0" distB="0" distL="0" distR="0" simplePos="0" relativeHeight="487603712" behindDoc="1" locked="0" layoutInCell="1" allowOverlap="1" wp14:anchorId="0069E5B6" wp14:editId="0069E5B7">
-            <wp:simplePos x="0" y="0"/>
-            <wp:positionH relativeFrom="page">
-              <wp:posOffset>1224848</wp:posOffset>
-            </wp:positionH>
-            <wp:positionV relativeFrom="paragraph">
-              <wp:posOffset>142238</wp:posOffset>
-            </wp:positionV>
-            <wp:extent cx="5106656" cy="3132391"/>
-            <wp:effectExtent l="0" t="0" r="0" b="0"/>
-            <wp:wrapTopAndBottom/>
-            <wp:docPr id="42" name="Image 42"/>
-            <wp:cNvGraphicFramePr>
-              <a:graphicFrameLocks xmlns:a="http://schemas.openxmlformats.org/drawingml/2006/main"/>
-            </wp:cNvGraphicFramePr>
-            <a:graphic xmlns:a="http://schemas.openxmlformats.org/drawingml/2006/main">
-              <a:graphicData uri="http://schemas.openxmlformats.org/drawingml/2006/picture">
-                <pic:pic xmlns:pic="http://schemas.openxmlformats.org/drawingml/2006/picture">
-                  <pic:nvPicPr>
-                    <pic:cNvPr id="42" name="Image 42"/>
-                    <pic:cNvPicPr/>
-                  </pic:nvPicPr>
-                  <pic:blipFill>
-                    <a:blip r:embed="rId12" cstate="print"/>
-                    <a:stretch>
-                      <a:fillRect/>
-                    </a:stretch>
-                  </pic:blipFill>
-                  <pic:spPr>
-                    <a:xfrm>
-                      <a:off x="0" y="0"/>
-                      <a:ext cx="5106656" cy="3132391"/>
-                    </a:xfrm>
-                    <a:prstGeom prst="rect">
-                      <a:avLst/>
-                    </a:prstGeom>
-                  </pic:spPr>
-                </pic:pic>
-              </a:graphicData>
-            </a:graphic>
-          </wp:anchor>
-        </w:drawing>
-      </w:r>
     </w:p>
     <w:p>
       <w:pPr>
@@ -21501,7 +21519,6 @@
                 <w:sz w:val="28"/>
               </w:rPr>
             </w:pPr>
-            <w:proofErr w:type="gramStart"/>
             <w:r>
               <w:rPr>
                 <w:rFonts w:asciiTheme="minorBidi" w:hAnsiTheme="minorBidi" w:cstheme="minorBidi"/>
@@ -21510,7 +21527,6 @@
               </w:rPr>
               <w:t>1→0</w:t>
             </w:r>
-            <w:proofErr w:type="gramEnd"/>
           </w:p>
           <w:p>
             <w:pPr>
@@ -21699,7 +21715,6 @@
                 <w:sz w:val="28"/>
               </w:rPr>
             </w:pPr>
-            <w:proofErr w:type="gramStart"/>
             <w:r>
               <w:rPr>
                 <w:rFonts w:asciiTheme="minorBidi" w:hAnsiTheme="minorBidi" w:cstheme="minorBidi"/>
@@ -21708,7 +21723,6 @@
               </w:rPr>
               <w:t>1→0</w:t>
             </w:r>
-            <w:proofErr w:type="gramEnd"/>
           </w:p>
           <w:p>
             <w:pPr>
@@ -21897,7 +21911,6 @@
                 <w:sz w:val="28"/>
               </w:rPr>
             </w:pPr>
-            <w:proofErr w:type="gramStart"/>
             <w:r>
               <w:rPr>
                 <w:rFonts w:asciiTheme="minorBidi" w:hAnsiTheme="minorBidi" w:cstheme="minorBidi"/>
@@ -21906,7 +21919,6 @@
               </w:rPr>
               <w:t>1→0</w:t>
             </w:r>
-            <w:proofErr w:type="gramEnd"/>
           </w:p>
           <w:p>
             <w:pPr>
@@ -22023,7 +22035,6 @@
                 <w:sz w:val="28"/>
               </w:rPr>
             </w:pPr>
-            <w:proofErr w:type="gramStart"/>
             <w:r>
               <w:rPr>
                 <w:rFonts w:asciiTheme="minorBidi" w:hAnsiTheme="minorBidi" w:cstheme="minorBidi"/>
@@ -22032,7 +22043,6 @@
               </w:rPr>
               <w:t>1→0</w:t>
             </w:r>
-            <w:proofErr w:type="gramEnd"/>
           </w:p>
           <w:p>
             <w:pPr>
@@ -22269,7 +22279,6 @@
                 <w:sz w:val="28"/>
               </w:rPr>
             </w:pPr>
-            <w:proofErr w:type="gramStart"/>
             <w:r>
               <w:rPr>
                 <w:rFonts w:asciiTheme="minorBidi" w:hAnsiTheme="minorBidi" w:cstheme="minorBidi"/>
@@ -22278,7 +22287,6 @@
               </w:rPr>
               <w:t>1→0</w:t>
             </w:r>
-            <w:proofErr w:type="gramEnd"/>
           </w:p>
           <w:p>
             <w:pPr>
@@ -22395,7 +22403,6 @@
                 <w:sz w:val="28"/>
               </w:rPr>
             </w:pPr>
-            <w:proofErr w:type="gramStart"/>
             <w:r>
               <w:rPr>
                 <w:rFonts w:asciiTheme="minorBidi" w:hAnsiTheme="minorBidi" w:cstheme="minorBidi"/>
@@ -22404,7 +22411,6 @@
               </w:rPr>
               <w:t>1→0</w:t>
             </w:r>
-            <w:proofErr w:type="gramEnd"/>
           </w:p>
           <w:p>
             <w:pPr>
@@ -22593,7 +22599,6 @@
                 <w:sz w:val="28"/>
               </w:rPr>
             </w:pPr>
-            <w:proofErr w:type="gramStart"/>
             <w:r>
               <w:rPr>
                 <w:rFonts w:asciiTheme="minorBidi" w:hAnsiTheme="minorBidi" w:cstheme="minorBidi"/>
@@ -22602,7 +22607,6 @@
               </w:rPr>
               <w:t>1→0</w:t>
             </w:r>
-            <w:proofErr w:type="gramEnd"/>
           </w:p>
           <w:p>
             <w:pPr>
@@ -22693,7 +22697,6 @@
         </w:rPr>
       </w:pPr>
       <w:proofErr w:type="spellStart"/>
-      <w:proofErr w:type="gramStart"/>
       <w:r>
         <w:rPr>
           <w:rFonts w:asciiTheme="minorBidi" w:hAnsiTheme="minorBidi" w:cstheme="minorBidi"/>
@@ -22701,7 +22704,6 @@
         <w:t>a→s</w:t>
       </w:r>
       <w:proofErr w:type="spellEnd"/>
-      <w:proofErr w:type="gramEnd"/>
       <w:r>
         <w:rPr>
           <w:rFonts w:asciiTheme="minorBidi" w:hAnsiTheme="minorBidi" w:cstheme="minorBidi"/>
@@ -22716,7 +22718,6 @@
         <w:t xml:space="preserve"> </w:t>
       </w:r>
       <w:proofErr w:type="spellStart"/>
-      <w:proofErr w:type="gramStart"/>
       <w:r>
         <w:rPr>
           <w:rFonts w:asciiTheme="minorBidi" w:hAnsiTheme="minorBidi" w:cstheme="minorBidi"/>
@@ -22728,14 +22729,7 @@
         <w:rPr>
           <w:rFonts w:asciiTheme="minorBidi" w:hAnsiTheme="minorBidi" w:cstheme="minorBidi"/>
         </w:rPr>
-        <w:t>(</w:t>
-      </w:r>
-      <w:proofErr w:type="gramEnd"/>
-      <w:r>
-        <w:rPr>
-          <w:rFonts w:asciiTheme="minorBidi" w:hAnsiTheme="minorBidi" w:cstheme="minorBidi"/>
-        </w:rPr>
-        <w:t>XNOR2)</w:t>
+        <w:t>(XNOR2)</w:t>
       </w:r>
       <w:r>
         <w:rPr>
@@ -22796,7 +22790,6 @@
         <w:t xml:space="preserve"> </w:t>
       </w:r>
       <w:proofErr w:type="spellStart"/>
-      <w:proofErr w:type="gramStart"/>
       <w:r>
         <w:rPr>
           <w:rFonts w:asciiTheme="minorBidi" w:hAnsiTheme="minorBidi" w:cstheme="minorBidi"/>
@@ -22808,14 +22801,7 @@
         <w:rPr>
           <w:rFonts w:asciiTheme="minorBidi" w:hAnsiTheme="minorBidi" w:cstheme="minorBidi"/>
         </w:rPr>
-        <w:t>(</w:t>
-      </w:r>
-      <w:proofErr w:type="gramEnd"/>
-      <w:r>
-        <w:rPr>
-          <w:rFonts w:asciiTheme="minorBidi" w:hAnsiTheme="minorBidi" w:cstheme="minorBidi"/>
-        </w:rPr>
-        <w:t>XNOR2)</w:t>
+        <w:t>(XNOR2)</w:t>
       </w:r>
       <w:r>
         <w:rPr>
@@ -22838,7 +22824,6 @@
         <w:t xml:space="preserve"> </w:t>
       </w:r>
       <w:proofErr w:type="spellStart"/>
-      <w:proofErr w:type="gramStart"/>
       <w:r>
         <w:rPr>
           <w:rFonts w:asciiTheme="minorBidi" w:hAnsiTheme="minorBidi" w:cstheme="minorBidi"/>
@@ -22850,14 +22835,7 @@
         <w:rPr>
           <w:rFonts w:asciiTheme="minorBidi" w:hAnsiTheme="minorBidi" w:cstheme="minorBidi"/>
         </w:rPr>
-        <w:t>(</w:t>
-      </w:r>
-      <w:proofErr w:type="gramEnd"/>
-      <w:r>
-        <w:rPr>
-          <w:rFonts w:asciiTheme="minorBidi" w:hAnsiTheme="minorBidi" w:cstheme="minorBidi"/>
-        </w:rPr>
-        <w:t>XNOR2)</w:t>
+        <w:t>(XNOR2)</w:t>
       </w:r>
       <w:r>
         <w:rPr>
@@ -22901,6 +22879,7 @@
         <w:rPr>
           <w:rFonts w:asciiTheme="minorBidi" w:hAnsiTheme="minorBidi" w:cstheme="minorBidi"/>
         </w:rPr>
+        <w:lastRenderedPageBreak/>
         <w:t>cin→s</w:t>
       </w:r>
       <w:proofErr w:type="spellEnd"/>
@@ -22918,7 +22897,6 @@
         <w:t xml:space="preserve"> </w:t>
       </w:r>
       <w:proofErr w:type="spellStart"/>
-      <w:proofErr w:type="gramStart"/>
       <w:r>
         <w:rPr>
           <w:rFonts w:asciiTheme="minorBidi" w:hAnsiTheme="minorBidi" w:cstheme="minorBidi"/>
@@ -22930,14 +22908,7 @@
         <w:rPr>
           <w:rFonts w:asciiTheme="minorBidi" w:hAnsiTheme="minorBidi" w:cstheme="minorBidi"/>
         </w:rPr>
-        <w:t>(</w:t>
-      </w:r>
-      <w:proofErr w:type="gramEnd"/>
-      <w:r>
-        <w:rPr>
-          <w:rFonts w:asciiTheme="minorBidi" w:hAnsiTheme="minorBidi" w:cstheme="minorBidi"/>
-        </w:rPr>
-        <w:t>XNOR2)</w:t>
+        <w:t>(XNOR2)</w:t>
       </w:r>
       <w:r>
         <w:rPr>
@@ -22960,7 +22931,6 @@
         <w:t xml:space="preserve"> </w:t>
       </w:r>
       <w:proofErr w:type="spellStart"/>
-      <w:proofErr w:type="gramStart"/>
       <w:r>
         <w:rPr>
           <w:rFonts w:asciiTheme="minorBidi" w:hAnsiTheme="minorBidi" w:cstheme="minorBidi"/>
@@ -22972,14 +22942,7 @@
         <w:rPr>
           <w:rFonts w:asciiTheme="minorBidi" w:hAnsiTheme="minorBidi" w:cstheme="minorBidi"/>
         </w:rPr>
-        <w:t>(</w:t>
-      </w:r>
-      <w:proofErr w:type="gramEnd"/>
-      <w:r>
-        <w:rPr>
-          <w:rFonts w:asciiTheme="minorBidi" w:hAnsiTheme="minorBidi" w:cstheme="minorBidi"/>
-        </w:rPr>
-        <w:t>XNOR2)</w:t>
+        <w:t>(XNOR2)</w:t>
       </w:r>
       <w:r>
         <w:rPr>
@@ -23040,7 +23003,6 @@
         <w:t xml:space="preserve"> </w:t>
       </w:r>
       <w:proofErr w:type="spellStart"/>
-      <w:proofErr w:type="gramStart"/>
       <w:r>
         <w:rPr>
           <w:rFonts w:asciiTheme="minorBidi" w:hAnsiTheme="minorBidi" w:cstheme="minorBidi"/>
@@ -23052,14 +23014,7 @@
         <w:rPr>
           <w:rFonts w:asciiTheme="minorBidi" w:hAnsiTheme="minorBidi" w:cstheme="minorBidi"/>
         </w:rPr>
-        <w:t>(</w:t>
-      </w:r>
-      <w:proofErr w:type="gramEnd"/>
-      <w:r>
-        <w:rPr>
-          <w:rFonts w:asciiTheme="minorBidi" w:hAnsiTheme="minorBidi" w:cstheme="minorBidi"/>
-        </w:rPr>
-        <w:t>XNOR2)</w:t>
+        <w:t>(XNOR2)</w:t>
       </w:r>
       <w:r>
         <w:rPr>
@@ -23082,7 +23037,6 @@
         <w:t xml:space="preserve"> </w:t>
       </w:r>
       <w:proofErr w:type="spellStart"/>
-      <w:proofErr w:type="gramStart"/>
       <w:r>
         <w:rPr>
           <w:rFonts w:asciiTheme="minorBidi" w:hAnsiTheme="minorBidi" w:cstheme="minorBidi"/>
@@ -23094,14 +23048,7 @@
         <w:rPr>
           <w:rFonts w:asciiTheme="minorBidi" w:hAnsiTheme="minorBidi" w:cstheme="minorBidi"/>
         </w:rPr>
-        <w:t>(</w:t>
-      </w:r>
-      <w:proofErr w:type="gramEnd"/>
-      <w:r>
-        <w:rPr>
-          <w:rFonts w:asciiTheme="minorBidi" w:hAnsiTheme="minorBidi" w:cstheme="minorBidi"/>
-        </w:rPr>
-        <w:t>NAND2)</w:t>
+        <w:t>(NAND2)</w:t>
       </w:r>
       <w:r>
         <w:rPr>
@@ -23124,7 +23071,6 @@
         <w:t xml:space="preserve"> </w:t>
       </w:r>
       <w:proofErr w:type="spellStart"/>
-      <w:proofErr w:type="gramStart"/>
       <w:r>
         <w:rPr>
           <w:rFonts w:asciiTheme="minorBidi" w:hAnsiTheme="minorBidi" w:cstheme="minorBidi"/>
@@ -23136,14 +23082,7 @@
         <w:rPr>
           <w:rFonts w:asciiTheme="minorBidi" w:hAnsiTheme="minorBidi" w:cstheme="minorBidi"/>
         </w:rPr>
-        <w:t>(</w:t>
-      </w:r>
-      <w:proofErr w:type="gramEnd"/>
-      <w:r>
-        <w:rPr>
-          <w:rFonts w:asciiTheme="minorBidi" w:hAnsiTheme="minorBidi" w:cstheme="minorBidi"/>
-        </w:rPr>
-        <w:t>NAND2)</w:t>
+        <w:t>(NAND2)</w:t>
       </w:r>
       <w:r>
         <w:rPr>
@@ -23166,11 +23105,6 @@
         <w:rPr>
           <w:rFonts w:asciiTheme="minorBidi" w:hAnsiTheme="minorBidi" w:cstheme="minorBidi"/>
         </w:rPr>
-        <w:sectPr>
-          <w:pgSz w:w="11910" w:h="16840"/>
-          <w:pgMar w:top="1340" w:right="1275" w:bottom="280" w:left="1700" w:header="720" w:footer="720" w:gutter="0"/>
-          <w:cols w:space="720"/>
-        </w:sectPr>
       </w:pPr>
     </w:p>
     <w:p>
@@ -23187,7 +23121,6 @@
         <w:rPr>
           <w:rFonts w:asciiTheme="minorBidi" w:hAnsiTheme="minorBidi" w:cstheme="minorBidi"/>
         </w:rPr>
-        <w:lastRenderedPageBreak/>
         <w:t>a_ns→cout</w:t>
       </w:r>
       <w:proofErr w:type="spellEnd"/>
@@ -23198,7 +23131,6 @@
         <w:t xml:space="preserve">: </w:t>
       </w:r>
       <w:proofErr w:type="spellStart"/>
-      <w:proofErr w:type="gramStart"/>
       <w:r>
         <w:rPr>
           <w:rFonts w:asciiTheme="minorBidi" w:hAnsiTheme="minorBidi" w:cstheme="minorBidi"/>
@@ -23210,17 +23142,9 @@
         <w:rPr>
           <w:rFonts w:asciiTheme="minorBidi" w:hAnsiTheme="minorBidi" w:cstheme="minorBidi"/>
         </w:rPr>
-        <w:t>(</w:t>
-      </w:r>
-      <w:proofErr w:type="gramEnd"/>
-      <w:r>
-        <w:rPr>
-          <w:rFonts w:asciiTheme="minorBidi" w:hAnsiTheme="minorBidi" w:cstheme="minorBidi"/>
-        </w:rPr>
-        <w:t xml:space="preserve">XNOR2) + </w:t>
+        <w:t xml:space="preserve">(XNOR2) + </w:t>
       </w:r>
       <w:proofErr w:type="spellStart"/>
-      <w:proofErr w:type="gramStart"/>
       <w:r>
         <w:rPr>
           <w:rFonts w:asciiTheme="minorBidi" w:hAnsiTheme="minorBidi" w:cstheme="minorBidi"/>
@@ -23232,17 +23156,9 @@
         <w:rPr>
           <w:rFonts w:asciiTheme="minorBidi" w:hAnsiTheme="minorBidi" w:cstheme="minorBidi"/>
         </w:rPr>
-        <w:t>(</w:t>
-      </w:r>
-      <w:proofErr w:type="gramEnd"/>
-      <w:r>
-        <w:rPr>
-          <w:rFonts w:asciiTheme="minorBidi" w:hAnsiTheme="minorBidi" w:cstheme="minorBidi"/>
-        </w:rPr>
-        <w:t xml:space="preserve">NAND2) + </w:t>
+        <w:t xml:space="preserve">(NAND2) + </w:t>
       </w:r>
       <w:proofErr w:type="spellStart"/>
-      <w:proofErr w:type="gramStart"/>
       <w:r>
         <w:rPr>
           <w:rFonts w:asciiTheme="minorBidi" w:hAnsiTheme="minorBidi" w:cstheme="minorBidi"/>
@@ -23254,14 +23170,7 @@
         <w:rPr>
           <w:rFonts w:asciiTheme="minorBidi" w:hAnsiTheme="minorBidi" w:cstheme="minorBidi"/>
         </w:rPr>
-        <w:t>(</w:t>
-      </w:r>
-      <w:proofErr w:type="gramEnd"/>
-      <w:r>
-        <w:rPr>
-          <w:rFonts w:asciiTheme="minorBidi" w:hAnsiTheme="minorBidi" w:cstheme="minorBidi"/>
-        </w:rPr>
-        <w:t xml:space="preserve">NAND2) =18 </w:t>
+        <w:t xml:space="preserve">(NAND2) =18 </w:t>
       </w:r>
       <w:proofErr w:type="spellStart"/>
       <w:r>
@@ -23278,7 +23187,6 @@
         <w:t xml:space="preserve">: </w:t>
       </w:r>
       <w:proofErr w:type="spellStart"/>
-      <w:proofErr w:type="gramStart"/>
       <w:r>
         <w:rPr>
           <w:rFonts w:asciiTheme="minorBidi" w:hAnsiTheme="minorBidi" w:cstheme="minorBidi"/>
@@ -23290,17 +23198,9 @@
         <w:rPr>
           <w:rFonts w:asciiTheme="minorBidi" w:hAnsiTheme="minorBidi" w:cstheme="minorBidi"/>
         </w:rPr>
-        <w:t>(</w:t>
-      </w:r>
-      <w:proofErr w:type="gramEnd"/>
-      <w:r>
-        <w:rPr>
-          <w:rFonts w:asciiTheme="minorBidi" w:hAnsiTheme="minorBidi" w:cstheme="minorBidi"/>
-        </w:rPr>
-        <w:t xml:space="preserve">OR2) + </w:t>
+        <w:t xml:space="preserve">(OR2) + </w:t>
       </w:r>
       <w:proofErr w:type="spellStart"/>
-      <w:proofErr w:type="gramStart"/>
       <w:r>
         <w:rPr>
           <w:rFonts w:asciiTheme="minorBidi" w:hAnsiTheme="minorBidi" w:cstheme="minorBidi"/>
@@ -23312,17 +23212,9 @@
         <w:rPr>
           <w:rFonts w:asciiTheme="minorBidi" w:hAnsiTheme="minorBidi" w:cstheme="minorBidi"/>
         </w:rPr>
-        <w:t>(</w:t>
-      </w:r>
-      <w:proofErr w:type="gramEnd"/>
-      <w:r>
-        <w:rPr>
-          <w:rFonts w:asciiTheme="minorBidi" w:hAnsiTheme="minorBidi" w:cstheme="minorBidi"/>
-        </w:rPr>
-        <w:t xml:space="preserve">NAND2) + </w:t>
+        <w:t xml:space="preserve">(NAND2) + </w:t>
       </w:r>
       <w:proofErr w:type="spellStart"/>
-      <w:proofErr w:type="gramStart"/>
       <w:r>
         <w:rPr>
           <w:rFonts w:asciiTheme="minorBidi" w:hAnsiTheme="minorBidi" w:cstheme="minorBidi"/>
@@ -23334,14 +23226,7 @@
         <w:rPr>
           <w:rFonts w:asciiTheme="minorBidi" w:hAnsiTheme="minorBidi" w:cstheme="minorBidi"/>
         </w:rPr>
-        <w:t>(</w:t>
-      </w:r>
-      <w:proofErr w:type="gramEnd"/>
-      <w:r>
-        <w:rPr>
-          <w:rFonts w:asciiTheme="minorBidi" w:hAnsiTheme="minorBidi" w:cstheme="minorBidi"/>
-        </w:rPr>
-        <w:t xml:space="preserve">NAND2) = 21 </w:t>
+        <w:t xml:space="preserve">(NAND2) = 21 </w:t>
       </w:r>
       <w:proofErr w:type="spellStart"/>
       <w:r>
@@ -23358,7 +23243,6 @@
         <w:t xml:space="preserve">: </w:t>
       </w:r>
       <w:proofErr w:type="spellStart"/>
-      <w:proofErr w:type="gramStart"/>
       <w:r>
         <w:rPr>
           <w:rFonts w:asciiTheme="minorBidi" w:hAnsiTheme="minorBidi" w:cstheme="minorBidi"/>
@@ -23370,17 +23254,9 @@
         <w:rPr>
           <w:rFonts w:asciiTheme="minorBidi" w:hAnsiTheme="minorBidi" w:cstheme="minorBidi"/>
         </w:rPr>
-        <w:t>(</w:t>
-      </w:r>
-      <w:proofErr w:type="gramEnd"/>
-      <w:r>
-        <w:rPr>
-          <w:rFonts w:asciiTheme="minorBidi" w:hAnsiTheme="minorBidi" w:cstheme="minorBidi"/>
-        </w:rPr>
-        <w:t xml:space="preserve">OR2) + </w:t>
+        <w:t xml:space="preserve">(OR2) + </w:t>
       </w:r>
       <w:proofErr w:type="spellStart"/>
-      <w:proofErr w:type="gramStart"/>
       <w:r>
         <w:rPr>
           <w:rFonts w:asciiTheme="minorBidi" w:hAnsiTheme="minorBidi" w:cstheme="minorBidi"/>
@@ -23392,17 +23268,9 @@
         <w:rPr>
           <w:rFonts w:asciiTheme="minorBidi" w:hAnsiTheme="minorBidi" w:cstheme="minorBidi"/>
         </w:rPr>
-        <w:t>(</w:t>
-      </w:r>
-      <w:proofErr w:type="gramEnd"/>
-      <w:r>
-        <w:rPr>
-          <w:rFonts w:asciiTheme="minorBidi" w:hAnsiTheme="minorBidi" w:cstheme="minorBidi"/>
-        </w:rPr>
-        <w:t xml:space="preserve">NAND2) + </w:t>
+        <w:t xml:space="preserve">(NAND2) + </w:t>
       </w:r>
       <w:proofErr w:type="spellStart"/>
-      <w:proofErr w:type="gramStart"/>
       <w:r>
         <w:rPr>
           <w:rFonts w:asciiTheme="minorBidi" w:hAnsiTheme="minorBidi" w:cstheme="minorBidi"/>
@@ -23414,14 +23282,7 @@
         <w:rPr>
           <w:rFonts w:asciiTheme="minorBidi" w:hAnsiTheme="minorBidi" w:cstheme="minorBidi"/>
         </w:rPr>
-        <w:t>(</w:t>
-      </w:r>
-      <w:proofErr w:type="gramEnd"/>
-      <w:r>
-        <w:rPr>
-          <w:rFonts w:asciiTheme="minorBidi" w:hAnsiTheme="minorBidi" w:cstheme="minorBidi"/>
-        </w:rPr>
-        <w:t>NAND2) = 21</w:t>
+        <w:t>(NAND2) = 21</w:t>
       </w:r>
     </w:p>
     <w:p>
@@ -23603,6 +23464,17 @@
           <w:sz w:val="20"/>
         </w:rPr>
       </w:pPr>
+    </w:p>
+    <w:p>
+      <w:pPr>
+        <w:pStyle w:val="BodyText"/>
+        <w:spacing w:before="89"/>
+        <w:rPr>
+          <w:rFonts w:asciiTheme="minorBidi" w:hAnsiTheme="minorBidi" w:cstheme="minorBidi"/>
+          <w:b/>
+          <w:sz w:val="20"/>
+        </w:rPr>
+      </w:pPr>
       <w:r>
         <w:rPr>
           <w:rFonts w:asciiTheme="minorBidi" w:hAnsiTheme="minorBidi" w:cstheme="minorBidi"/>
@@ -23611,49 +23483,65 @@
           <w:sz w:val="20"/>
         </w:rPr>
         <w:drawing>
-          <wp:anchor distT="0" distB="0" distL="0" distR="0" simplePos="0" relativeHeight="487604224" behindDoc="1" locked="0" layoutInCell="1" allowOverlap="1" wp14:anchorId="0069E5B8" wp14:editId="0069E5B9">
-            <wp:simplePos x="0" y="0"/>
-            <wp:positionH relativeFrom="page">
-              <wp:posOffset>1094951</wp:posOffset>
-            </wp:positionH>
-            <wp:positionV relativeFrom="paragraph">
-              <wp:posOffset>218119</wp:posOffset>
-            </wp:positionV>
-            <wp:extent cx="5423273" cy="3427476"/>
-            <wp:effectExtent l="0" t="0" r="0" b="0"/>
-            <wp:wrapTopAndBottom/>
-            <wp:docPr id="43" name="Image 43"/>
+          <wp:inline distT="0" distB="0" distL="0" distR="0" wp14:anchorId="370CD599" wp14:editId="4E37DF79">
+            <wp:extent cx="5673725" cy="4519295"/>
+            <wp:effectExtent l="0" t="0" r="3175" b="0"/>
+            <wp:docPr id="1523443173" name="Picture 40"/>
             <wp:cNvGraphicFramePr>
-              <a:graphicFrameLocks xmlns:a="http://schemas.openxmlformats.org/drawingml/2006/main"/>
+              <a:graphicFrameLocks xmlns:a="http://schemas.openxmlformats.org/drawingml/2006/main" noChangeAspect="1"/>
             </wp:cNvGraphicFramePr>
             <a:graphic xmlns:a="http://schemas.openxmlformats.org/drawingml/2006/main">
               <a:graphicData uri="http://schemas.openxmlformats.org/drawingml/2006/picture">
                 <pic:pic xmlns:pic="http://schemas.openxmlformats.org/drawingml/2006/picture">
                   <pic:nvPicPr>
-                    <pic:cNvPr id="43" name="Image 43"/>
-                    <pic:cNvPicPr/>
+                    <pic:cNvPr id="0" name="Picture 8"/>
+                    <pic:cNvPicPr>
+                      <a:picLocks noChangeAspect="1" noChangeArrowheads="1"/>
+                    </pic:cNvPicPr>
                   </pic:nvPicPr>
                   <pic:blipFill>
-                    <a:blip r:embed="rId13" cstate="print"/>
+                    <a:blip r:embed="rId13">
+                      <a:extLst>
+                        <a:ext uri="{28A0092B-C50C-407E-A947-70E740481C1C}">
+                          <a14:useLocalDpi xmlns:a14="http://schemas.microsoft.com/office/drawing/2010/main" val="0"/>
+                        </a:ext>
+                      </a:extLst>
+                    </a:blip>
+                    <a:srcRect/>
                     <a:stretch>
                       <a:fillRect/>
                     </a:stretch>
                   </pic:blipFill>
-                  <pic:spPr>
+                  <pic:spPr bwMode="auto">
                     <a:xfrm>
                       <a:off x="0" y="0"/>
-                      <a:ext cx="5423273" cy="3427476"/>
+                      <a:ext cx="5673725" cy="4519295"/>
                     </a:xfrm>
                     <a:prstGeom prst="rect">
                       <a:avLst/>
                     </a:prstGeom>
+                    <a:noFill/>
+                    <a:ln>
+                      <a:noFill/>
+                    </a:ln>
                   </pic:spPr>
                 </pic:pic>
               </a:graphicData>
             </a:graphic>
-          </wp:anchor>
+          </wp:inline>
         </w:drawing>
       </w:r>
+    </w:p>
+    <w:p>
+      <w:pPr>
+        <w:pStyle w:val="BodyText"/>
+        <w:spacing w:before="89"/>
+        <w:rPr>
+          <w:rFonts w:asciiTheme="minorBidi" w:hAnsiTheme="minorBidi" w:cstheme="minorBidi"/>
+          <w:b/>
+          <w:sz w:val="20"/>
+        </w:rPr>
+      </w:pPr>
     </w:p>
     <w:p>
       <w:pPr>
@@ -25019,21 +24907,12 @@
                 <w:sz w:val="28"/>
               </w:rPr>
             </w:pPr>
-            <w:proofErr w:type="gramStart"/>
-            <w:r>
-              <w:rPr>
-                <w:rFonts w:asciiTheme="minorBidi" w:hAnsiTheme="minorBidi" w:cstheme="minorBidi"/>
-                <w:sz w:val="28"/>
-              </w:rPr>
-              <w:t>op[</w:t>
-            </w:r>
-            <w:proofErr w:type="gramEnd"/>
-            <w:r>
-              <w:rPr>
-                <w:rFonts w:asciiTheme="minorBidi" w:hAnsiTheme="minorBidi" w:cstheme="minorBidi"/>
-                <w:sz w:val="28"/>
-              </w:rPr>
-              <w:t>1]</w:t>
+            <w:r>
+              <w:rPr>
+                <w:rFonts w:asciiTheme="minorBidi" w:hAnsiTheme="minorBidi" w:cstheme="minorBidi"/>
+                <w:sz w:val="28"/>
+              </w:rPr>
+              <w:t>op[1]</w:t>
             </w:r>
             <w:r>
               <w:rPr>
@@ -25214,21 +25093,12 @@
                 <w:sz w:val="28"/>
               </w:rPr>
             </w:pPr>
-            <w:proofErr w:type="gramStart"/>
-            <w:r>
-              <w:rPr>
-                <w:rFonts w:asciiTheme="minorBidi" w:hAnsiTheme="minorBidi" w:cstheme="minorBidi"/>
-                <w:sz w:val="28"/>
-              </w:rPr>
-              <w:t>op[</w:t>
-            </w:r>
-            <w:proofErr w:type="gramEnd"/>
-            <w:r>
-              <w:rPr>
-                <w:rFonts w:asciiTheme="minorBidi" w:hAnsiTheme="minorBidi" w:cstheme="minorBidi"/>
-                <w:sz w:val="28"/>
-              </w:rPr>
-              <w:t>0]</w:t>
+            <w:r>
+              <w:rPr>
+                <w:rFonts w:asciiTheme="minorBidi" w:hAnsiTheme="minorBidi" w:cstheme="minorBidi"/>
+                <w:sz w:val="28"/>
+              </w:rPr>
+              <w:t>op[0]</w:t>
             </w:r>
             <w:r>
               <w:rPr>
@@ -25405,21 +25275,12 @@
                 <w:sz w:val="28"/>
               </w:rPr>
             </w:pPr>
-            <w:proofErr w:type="gramStart"/>
-            <w:r>
-              <w:rPr>
-                <w:rFonts w:asciiTheme="minorBidi" w:hAnsiTheme="minorBidi" w:cstheme="minorBidi"/>
-                <w:sz w:val="28"/>
-              </w:rPr>
-              <w:t>op[</w:t>
-            </w:r>
-            <w:proofErr w:type="gramEnd"/>
-            <w:r>
-              <w:rPr>
-                <w:rFonts w:asciiTheme="minorBidi" w:hAnsiTheme="minorBidi" w:cstheme="minorBidi"/>
-                <w:sz w:val="28"/>
-              </w:rPr>
-              <w:t xml:space="preserve">0] </w:t>
+            <w:r>
+              <w:rPr>
+                <w:rFonts w:asciiTheme="minorBidi" w:hAnsiTheme="minorBidi" w:cstheme="minorBidi"/>
+                <w:sz w:val="28"/>
+              </w:rPr>
+              <w:t xml:space="preserve">op[0] </w:t>
             </w:r>
             <w:r>
               <w:rPr>
@@ -25635,7 +25496,6 @@
         <w:t xml:space="preserve">: </w:t>
       </w:r>
       <w:proofErr w:type="spellStart"/>
-      <w:proofErr w:type="gramStart"/>
       <w:r>
         <w:rPr>
           <w:rFonts w:asciiTheme="minorBidi" w:hAnsiTheme="minorBidi" w:cstheme="minorBidi"/>
@@ -25649,15 +25509,7 @@
           <w:rFonts w:asciiTheme="minorBidi" w:hAnsiTheme="minorBidi" w:cstheme="minorBidi"/>
           <w:position w:val="2"/>
         </w:rPr>
-        <w:t>(</w:t>
-      </w:r>
-      <w:proofErr w:type="gramEnd"/>
-      <w:r>
-        <w:rPr>
-          <w:rFonts w:asciiTheme="minorBidi" w:hAnsiTheme="minorBidi" w:cstheme="minorBidi"/>
-          <w:position w:val="2"/>
-        </w:rPr>
-        <w:t>FAS</w:t>
+        <w:t>(FAS</w:t>
       </w:r>
       <w:proofErr w:type="spellStart"/>
       <w:r>
@@ -25676,7 +25528,6 @@
         <w:t xml:space="preserve">) + </w:t>
       </w:r>
       <w:proofErr w:type="spellStart"/>
-      <w:proofErr w:type="gramStart"/>
       <w:r>
         <w:rPr>
           <w:rFonts w:asciiTheme="minorBidi" w:hAnsiTheme="minorBidi" w:cstheme="minorBidi"/>
@@ -25690,15 +25541,7 @@
           <w:rFonts w:asciiTheme="minorBidi" w:hAnsiTheme="minorBidi" w:cstheme="minorBidi"/>
           <w:position w:val="2"/>
         </w:rPr>
-        <w:t>(</w:t>
-      </w:r>
-      <w:proofErr w:type="gramEnd"/>
-      <w:r>
-        <w:rPr>
-          <w:rFonts w:asciiTheme="minorBidi" w:hAnsiTheme="minorBidi" w:cstheme="minorBidi"/>
-          <w:position w:val="2"/>
-        </w:rPr>
-        <w:t>Mux 4→1) = 2</w:t>
+        <w:t>(Mux 4→1) = 2</w:t>
       </w:r>
       <w:r>
         <w:rPr>
@@ -25747,7 +25590,6 @@
         <w:t xml:space="preserve">: </w:t>
       </w:r>
       <w:proofErr w:type="spellStart"/>
-      <w:proofErr w:type="gramStart"/>
       <w:r>
         <w:rPr>
           <w:rFonts w:asciiTheme="minorBidi" w:hAnsiTheme="minorBidi" w:cstheme="minorBidi"/>
@@ -25761,15 +25603,7 @@
           <w:rFonts w:asciiTheme="minorBidi" w:hAnsiTheme="minorBidi" w:cstheme="minorBidi"/>
           <w:position w:val="2"/>
         </w:rPr>
-        <w:t>(</w:t>
-      </w:r>
-      <w:proofErr w:type="gramEnd"/>
-      <w:r>
-        <w:rPr>
-          <w:rFonts w:asciiTheme="minorBidi" w:hAnsiTheme="minorBidi" w:cstheme="minorBidi"/>
-          <w:position w:val="2"/>
-        </w:rPr>
-        <w:t>FAS</w:t>
+        <w:t>(FAS</w:t>
       </w:r>
       <w:proofErr w:type="spellStart"/>
       <w:r>
@@ -25804,6 +25638,7 @@
           <w:rFonts w:asciiTheme="minorBidi" w:hAnsiTheme="minorBidi" w:cstheme="minorBidi"/>
           <w:position w:val="2"/>
         </w:rPr>
+        <w:lastRenderedPageBreak/>
         <w:t>b→s</w:t>
       </w:r>
       <w:proofErr w:type="spellEnd"/>
@@ -25815,7 +25650,6 @@
         <w:t xml:space="preserve">: </w:t>
       </w:r>
       <w:proofErr w:type="spellStart"/>
-      <w:proofErr w:type="gramStart"/>
       <w:r>
         <w:rPr>
           <w:rFonts w:asciiTheme="minorBidi" w:hAnsiTheme="minorBidi" w:cstheme="minorBidi"/>
@@ -25829,15 +25663,7 @@
           <w:rFonts w:asciiTheme="minorBidi" w:hAnsiTheme="minorBidi" w:cstheme="minorBidi"/>
           <w:position w:val="2"/>
         </w:rPr>
-        <w:t>(</w:t>
-      </w:r>
-      <w:proofErr w:type="gramEnd"/>
-      <w:r>
-        <w:rPr>
-          <w:rFonts w:asciiTheme="minorBidi" w:hAnsiTheme="minorBidi" w:cstheme="minorBidi"/>
-          <w:position w:val="2"/>
-        </w:rPr>
-        <w:t>FAS</w:t>
+        <w:t>(FAS</w:t>
       </w:r>
       <w:proofErr w:type="spellStart"/>
       <w:r>
@@ -25879,7 +25705,6 @@
         <w:t xml:space="preserve"> </w:t>
       </w:r>
       <w:proofErr w:type="spellStart"/>
-      <w:proofErr w:type="gramStart"/>
       <w:r>
         <w:rPr>
           <w:rFonts w:asciiTheme="minorBidi" w:hAnsiTheme="minorBidi" w:cstheme="minorBidi"/>
@@ -25893,15 +25718,7 @@
           <w:rFonts w:asciiTheme="minorBidi" w:hAnsiTheme="minorBidi" w:cstheme="minorBidi"/>
           <w:position w:val="2"/>
         </w:rPr>
-        <w:t>(</w:t>
-      </w:r>
-      <w:proofErr w:type="gramEnd"/>
-      <w:r>
-        <w:rPr>
-          <w:rFonts w:asciiTheme="minorBidi" w:hAnsiTheme="minorBidi" w:cstheme="minorBidi"/>
-          <w:position w:val="2"/>
-        </w:rPr>
-        <w:t>Mux</w:t>
+        <w:t>(Mux</w:t>
       </w:r>
       <w:r>
         <w:rPr>
@@ -26039,7 +25856,6 @@
         <w:t xml:space="preserve">: </w:t>
       </w:r>
       <w:proofErr w:type="spellStart"/>
-      <w:proofErr w:type="gramStart"/>
       <w:r>
         <w:rPr>
           <w:rFonts w:asciiTheme="minorBidi" w:hAnsiTheme="minorBidi" w:cstheme="minorBidi"/>
@@ -26055,16 +25871,7 @@
           <w:position w:val="2"/>
           <w:sz w:val="28"/>
         </w:rPr>
-        <w:t>(</w:t>
-      </w:r>
-      <w:proofErr w:type="gramEnd"/>
-      <w:r>
-        <w:rPr>
-          <w:rFonts w:asciiTheme="minorBidi" w:hAnsiTheme="minorBidi" w:cstheme="minorBidi"/>
-          <w:position w:val="2"/>
-          <w:sz w:val="28"/>
-        </w:rPr>
-        <w:t>FAS</w:t>
+        <w:t>(FAS</w:t>
       </w:r>
       <w:proofErr w:type="spellStart"/>
       <w:r>
@@ -26126,11 +25933,6 @@
           <w:position w:val="2"/>
           <w:sz w:val="28"/>
         </w:rPr>
-        <w:sectPr>
-          <w:pgSz w:w="11910" w:h="16840"/>
-          <w:pgMar w:top="1360" w:right="1275" w:bottom="280" w:left="1700" w:header="720" w:footer="720" w:gutter="0"/>
-          <w:cols w:space="720"/>
-        </w:sectPr>
       </w:pPr>
     </w:p>
     <w:p>
@@ -26149,7 +25951,6 @@
           <w:rFonts w:asciiTheme="minorBidi" w:hAnsiTheme="minorBidi" w:cstheme="minorBidi"/>
           <w:position w:val="2"/>
         </w:rPr>
-        <w:lastRenderedPageBreak/>
         <w:t>cin→s</w:t>
       </w:r>
       <w:proofErr w:type="spellEnd"/>
@@ -26169,7 +25970,6 @@
         <w:t xml:space="preserve"> </w:t>
       </w:r>
       <w:proofErr w:type="spellStart"/>
-      <w:proofErr w:type="gramStart"/>
       <w:r>
         <w:rPr>
           <w:rFonts w:asciiTheme="minorBidi" w:hAnsiTheme="minorBidi" w:cstheme="minorBidi"/>
@@ -26183,15 +25983,7 @@
           <w:rFonts w:asciiTheme="minorBidi" w:hAnsiTheme="minorBidi" w:cstheme="minorBidi"/>
           <w:position w:val="2"/>
         </w:rPr>
-        <w:t>(</w:t>
-      </w:r>
-      <w:proofErr w:type="gramEnd"/>
-      <w:r>
-        <w:rPr>
-          <w:rFonts w:asciiTheme="minorBidi" w:hAnsiTheme="minorBidi" w:cstheme="minorBidi"/>
-          <w:position w:val="2"/>
-        </w:rPr>
-        <w:t>FAS</w:t>
+        <w:t>(FAS</w:t>
       </w:r>
       <w:proofErr w:type="spellStart"/>
       <w:r>
@@ -26233,7 +26025,6 @@
         <w:t xml:space="preserve"> </w:t>
       </w:r>
       <w:proofErr w:type="spellStart"/>
-      <w:proofErr w:type="gramStart"/>
       <w:r>
         <w:rPr>
           <w:rFonts w:asciiTheme="minorBidi" w:hAnsiTheme="minorBidi" w:cstheme="minorBidi"/>
@@ -26247,15 +26038,7 @@
           <w:rFonts w:asciiTheme="minorBidi" w:hAnsiTheme="minorBidi" w:cstheme="minorBidi"/>
           <w:position w:val="2"/>
         </w:rPr>
-        <w:t>(</w:t>
-      </w:r>
-      <w:proofErr w:type="gramEnd"/>
-      <w:r>
-        <w:rPr>
-          <w:rFonts w:asciiTheme="minorBidi" w:hAnsiTheme="minorBidi" w:cstheme="minorBidi"/>
-          <w:position w:val="2"/>
-        </w:rPr>
-        <w:t>Mux</w:t>
+        <w:t>(Mux</w:t>
       </w:r>
       <w:r>
         <w:rPr>
@@ -26372,7 +26155,6 @@
         <w:t xml:space="preserve"> </w:t>
       </w:r>
       <w:proofErr w:type="spellStart"/>
-      <w:proofErr w:type="gramStart"/>
       <w:r>
         <w:rPr>
           <w:rFonts w:asciiTheme="minorBidi" w:hAnsiTheme="minorBidi" w:cstheme="minorBidi"/>
@@ -26388,16 +26170,7 @@
           <w:position w:val="2"/>
           <w:sz w:val="28"/>
         </w:rPr>
-        <w:t>(</w:t>
-      </w:r>
-      <w:proofErr w:type="gramEnd"/>
-      <w:r>
-        <w:rPr>
-          <w:rFonts w:asciiTheme="minorBidi" w:hAnsiTheme="minorBidi" w:cstheme="minorBidi"/>
-          <w:position w:val="2"/>
-          <w:sz w:val="28"/>
-        </w:rPr>
-        <w:t>FAS</w:t>
+        <w:t>(FAS</w:t>
       </w:r>
       <w:proofErr w:type="spellStart"/>
       <w:r>
@@ -26435,19 +26208,11 @@
           <w:rFonts w:asciiTheme="minorBidi" w:hAnsiTheme="minorBidi" w:cstheme="minorBidi"/>
         </w:rPr>
       </w:pPr>
-      <w:proofErr w:type="gramStart"/>
-      <w:r>
-        <w:rPr>
-          <w:rFonts w:asciiTheme="minorBidi" w:hAnsiTheme="minorBidi" w:cstheme="minorBidi"/>
-        </w:rPr>
-        <w:t>op[</w:t>
-      </w:r>
-      <w:proofErr w:type="gramEnd"/>
-      <w:r>
-        <w:rPr>
-          <w:rFonts w:asciiTheme="minorBidi" w:hAnsiTheme="minorBidi" w:cstheme="minorBidi"/>
-        </w:rPr>
-        <w:t>1]</w:t>
+      <w:r>
+        <w:rPr>
+          <w:rFonts w:asciiTheme="minorBidi" w:hAnsiTheme="minorBidi" w:cstheme="minorBidi"/>
+        </w:rPr>
+        <w:t>op[1]</w:t>
       </w:r>
       <w:r>
         <w:rPr>
@@ -26496,7 +26261,6 @@
         <w:t xml:space="preserve"> </w:t>
       </w:r>
       <w:proofErr w:type="spellStart"/>
-      <w:proofErr w:type="gramStart"/>
       <w:r>
         <w:rPr>
           <w:rFonts w:asciiTheme="minorBidi" w:hAnsiTheme="minorBidi" w:cstheme="minorBidi"/>
@@ -26508,14 +26272,7 @@
         <w:rPr>
           <w:rFonts w:asciiTheme="minorBidi" w:hAnsiTheme="minorBidi" w:cstheme="minorBidi"/>
         </w:rPr>
-        <w:t>(</w:t>
-      </w:r>
-      <w:proofErr w:type="gramEnd"/>
-      <w:r>
-        <w:rPr>
-          <w:rFonts w:asciiTheme="minorBidi" w:hAnsiTheme="minorBidi" w:cstheme="minorBidi"/>
-        </w:rPr>
-        <w:t>NAND2)</w:t>
+        <w:t>(NAND2)</w:t>
       </w:r>
       <w:r>
         <w:rPr>
@@ -26593,19 +26350,11 @@
           <w:rFonts w:asciiTheme="minorBidi" w:hAnsiTheme="minorBidi" w:cstheme="minorBidi"/>
         </w:rPr>
       </w:pPr>
-      <w:proofErr w:type="gramStart"/>
-      <w:r>
-        <w:rPr>
-          <w:rFonts w:asciiTheme="minorBidi" w:hAnsiTheme="minorBidi" w:cstheme="minorBidi"/>
-        </w:rPr>
-        <w:t>op[</w:t>
-      </w:r>
-      <w:proofErr w:type="gramEnd"/>
-      <w:r>
-        <w:rPr>
-          <w:rFonts w:asciiTheme="minorBidi" w:hAnsiTheme="minorBidi" w:cstheme="minorBidi"/>
-        </w:rPr>
-        <w:t>0]</w:t>
+      <w:r>
+        <w:rPr>
+          <w:rFonts w:asciiTheme="minorBidi" w:hAnsiTheme="minorBidi" w:cstheme="minorBidi"/>
+        </w:rPr>
+        <w:t>op[0]</w:t>
       </w:r>
       <w:r>
         <w:rPr>
@@ -26654,7 +26403,6 @@
         <w:t xml:space="preserve"> </w:t>
       </w:r>
       <w:proofErr w:type="spellStart"/>
-      <w:proofErr w:type="gramStart"/>
       <w:r>
         <w:rPr>
           <w:rFonts w:asciiTheme="minorBidi" w:hAnsiTheme="minorBidi" w:cstheme="minorBidi"/>
@@ -26666,14 +26414,7 @@
         <w:rPr>
           <w:rFonts w:asciiTheme="minorBidi" w:hAnsiTheme="minorBidi" w:cstheme="minorBidi"/>
         </w:rPr>
-        <w:t>(</w:t>
-      </w:r>
-      <w:proofErr w:type="gramEnd"/>
-      <w:r>
-        <w:rPr>
-          <w:rFonts w:asciiTheme="minorBidi" w:hAnsiTheme="minorBidi" w:cstheme="minorBidi"/>
-        </w:rPr>
-        <w:t>Mux</w:t>
+        <w:t>(Mux</w:t>
       </w:r>
       <w:r>
         <w:rPr>
@@ -26762,7 +26503,6 @@
         <w:t xml:space="preserve"> </w:t>
       </w:r>
       <w:proofErr w:type="spellStart"/>
-      <w:proofErr w:type="gramStart"/>
       <w:r>
         <w:rPr>
           <w:rFonts w:asciiTheme="minorBidi" w:hAnsiTheme="minorBidi" w:cstheme="minorBidi"/>
@@ -26774,14 +26514,7 @@
         <w:rPr>
           <w:rFonts w:asciiTheme="minorBidi" w:hAnsiTheme="minorBidi" w:cstheme="minorBidi"/>
         </w:rPr>
-        <w:t>(</w:t>
-      </w:r>
-      <w:proofErr w:type="gramEnd"/>
-      <w:r>
-        <w:rPr>
-          <w:rFonts w:asciiTheme="minorBidi" w:hAnsiTheme="minorBidi" w:cstheme="minorBidi"/>
-        </w:rPr>
-        <w:t>NAND2)</w:t>
+        <w:t>(NAND2)</w:t>
       </w:r>
       <w:r>
         <w:rPr>
@@ -26814,21 +26547,12 @@
           <w:position w:val="2"/>
         </w:rPr>
       </w:pPr>
-      <w:proofErr w:type="gramStart"/>
-      <w:r>
-        <w:rPr>
-          <w:rFonts w:asciiTheme="minorBidi" w:hAnsiTheme="minorBidi" w:cstheme="minorBidi"/>
-          <w:position w:val="2"/>
-        </w:rPr>
-        <w:t>op[</w:t>
-      </w:r>
-      <w:proofErr w:type="gramEnd"/>
-      <w:r>
-        <w:rPr>
-          <w:rFonts w:asciiTheme="minorBidi" w:hAnsiTheme="minorBidi" w:cstheme="minorBidi"/>
-          <w:position w:val="2"/>
-        </w:rPr>
-        <w:t>0] →</w:t>
+      <w:r>
+        <w:rPr>
+          <w:rFonts w:asciiTheme="minorBidi" w:hAnsiTheme="minorBidi" w:cstheme="minorBidi"/>
+          <w:position w:val="2"/>
+        </w:rPr>
+        <w:t>op[0] →</w:t>
       </w:r>
       <w:proofErr w:type="spellStart"/>
       <w:r>
@@ -26855,7 +26579,6 @@
         <w:t xml:space="preserve"> </w:t>
       </w:r>
       <w:proofErr w:type="spellStart"/>
-      <w:proofErr w:type="gramStart"/>
       <w:r>
         <w:rPr>
           <w:rFonts w:asciiTheme="minorBidi" w:hAnsiTheme="minorBidi" w:cstheme="minorBidi"/>
@@ -26869,15 +26592,7 @@
           <w:rFonts w:asciiTheme="minorBidi" w:hAnsiTheme="minorBidi" w:cstheme="minorBidi"/>
           <w:position w:val="2"/>
         </w:rPr>
-        <w:t>(</w:t>
-      </w:r>
-      <w:proofErr w:type="gramEnd"/>
-      <w:r>
-        <w:rPr>
-          <w:rFonts w:asciiTheme="minorBidi" w:hAnsiTheme="minorBidi" w:cstheme="minorBidi"/>
-          <w:position w:val="2"/>
-        </w:rPr>
-        <w:t>NAND2)</w:t>
+        <w:t>(NAND2)</w:t>
       </w:r>
       <w:r>
         <w:rPr>
@@ -26903,7 +26618,6 @@
         <w:t xml:space="preserve"> </w:t>
       </w:r>
       <w:proofErr w:type="spellStart"/>
-      <w:proofErr w:type="gramStart"/>
       <w:r>
         <w:rPr>
           <w:rFonts w:asciiTheme="minorBidi" w:hAnsiTheme="minorBidi" w:cstheme="minorBidi"/>
@@ -26917,33 +26631,16 @@
           <w:rFonts w:asciiTheme="minorBidi" w:hAnsiTheme="minorBidi" w:cstheme="minorBidi"/>
           <w:position w:val="2"/>
         </w:rPr>
-        <w:t>(</w:t>
-      </w:r>
-      <w:proofErr w:type="gramEnd"/>
-      <w:r>
-        <w:rPr>
-          <w:rFonts w:asciiTheme="minorBidi" w:hAnsiTheme="minorBidi" w:cstheme="minorBidi"/>
-          <w:position w:val="2"/>
-        </w:rPr>
-        <w:t>FAS</w:t>
+        <w:t>(FAS</w:t>
       </w:r>
       <w:r>
         <w:rPr>
           <w:rFonts w:asciiTheme="minorBidi" w:hAnsiTheme="minorBidi" w:cstheme="minorBidi"/>
           <w:sz w:val="18"/>
         </w:rPr>
-        <w:t>op[</w:t>
-      </w:r>
-      <w:proofErr w:type="gramStart"/>
-      <w:r>
-        <w:rPr>
-          <w:rFonts w:asciiTheme="minorBidi" w:hAnsiTheme="minorBidi" w:cstheme="minorBidi"/>
-          <w:sz w:val="18"/>
-        </w:rPr>
-        <w:t>0]→</w:t>
+        <w:t>op[0]→</w:t>
       </w:r>
       <w:proofErr w:type="spellStart"/>
-      <w:proofErr w:type="gramEnd"/>
       <w:r>
         <w:rPr>
           <w:rFonts w:asciiTheme="minorBidi" w:hAnsiTheme="minorBidi" w:cstheme="minorBidi"/>
@@ -27068,6 +26765,28 @@
           <w:sz w:val="20"/>
         </w:rPr>
       </w:pPr>
+    </w:p>
+    <w:p>
+      <w:pPr>
+        <w:pStyle w:val="BodyText"/>
+        <w:spacing w:before="180"/>
+        <w:rPr>
+          <w:rFonts w:asciiTheme="minorBidi" w:hAnsiTheme="minorBidi" w:cstheme="minorBidi"/>
+          <w:b/>
+          <w:sz w:val="20"/>
+        </w:rPr>
+      </w:pPr>
+    </w:p>
+    <w:p>
+      <w:pPr>
+        <w:pStyle w:val="BodyText"/>
+        <w:spacing w:before="180"/>
+        <w:rPr>
+          <w:rFonts w:asciiTheme="minorBidi" w:hAnsiTheme="minorBidi" w:cstheme="minorBidi"/>
+          <w:b/>
+          <w:sz w:val="20"/>
+        </w:rPr>
+      </w:pPr>
       <w:r>
         <w:rPr>
           <w:rFonts w:asciiTheme="minorBidi" w:hAnsiTheme="minorBidi" w:cstheme="minorBidi"/>
@@ -27076,47 +26795,52 @@
           <w:sz w:val="20"/>
         </w:rPr>
         <w:drawing>
-          <wp:anchor distT="0" distB="0" distL="0" distR="0" simplePos="0" relativeHeight="487604736" behindDoc="1" locked="0" layoutInCell="1" allowOverlap="1" wp14:anchorId="0069E5BA" wp14:editId="0069E5BB">
-            <wp:simplePos x="0" y="0"/>
-            <wp:positionH relativeFrom="page">
-              <wp:posOffset>1213512</wp:posOffset>
-            </wp:positionH>
-            <wp:positionV relativeFrom="paragraph">
-              <wp:posOffset>275955</wp:posOffset>
-            </wp:positionV>
-            <wp:extent cx="5117480" cy="4856416"/>
-            <wp:effectExtent l="0" t="0" r="0" b="0"/>
-            <wp:wrapTopAndBottom/>
-            <wp:docPr id="44" name="Image 44"/>
+          <wp:inline distT="0" distB="0" distL="0" distR="0" wp14:anchorId="02258EC0" wp14:editId="549C0C41">
+            <wp:extent cx="5669280" cy="5433060"/>
+            <wp:effectExtent l="0" t="0" r="7620" b="0"/>
+            <wp:docPr id="1688270227" name="Picture 41"/>
             <wp:cNvGraphicFramePr>
-              <a:graphicFrameLocks xmlns:a="http://schemas.openxmlformats.org/drawingml/2006/main"/>
+              <a:graphicFrameLocks xmlns:a="http://schemas.openxmlformats.org/drawingml/2006/main" noChangeAspect="1"/>
             </wp:cNvGraphicFramePr>
             <a:graphic xmlns:a="http://schemas.openxmlformats.org/drawingml/2006/main">
               <a:graphicData uri="http://schemas.openxmlformats.org/drawingml/2006/picture">
                 <pic:pic xmlns:pic="http://schemas.openxmlformats.org/drawingml/2006/picture">
                   <pic:nvPicPr>
-                    <pic:cNvPr id="44" name="Image 44"/>
-                    <pic:cNvPicPr/>
+                    <pic:cNvPr id="0" name="Picture 9"/>
+                    <pic:cNvPicPr>
+                      <a:picLocks noChangeAspect="1" noChangeArrowheads="1"/>
+                    </pic:cNvPicPr>
                   </pic:nvPicPr>
                   <pic:blipFill>
-                    <a:blip r:embed="rId14" cstate="print"/>
+                    <a:blip r:embed="rId14">
+                      <a:extLst>
+                        <a:ext uri="{28A0092B-C50C-407E-A947-70E740481C1C}">
+                          <a14:useLocalDpi xmlns:a14="http://schemas.microsoft.com/office/drawing/2010/main" val="0"/>
+                        </a:ext>
+                      </a:extLst>
+                    </a:blip>
+                    <a:srcRect/>
                     <a:stretch>
                       <a:fillRect/>
                     </a:stretch>
                   </pic:blipFill>
-                  <pic:spPr>
+                  <pic:spPr bwMode="auto">
                     <a:xfrm>
                       <a:off x="0" y="0"/>
-                      <a:ext cx="5117480" cy="4856416"/>
+                      <a:ext cx="5669280" cy="5433060"/>
                     </a:xfrm>
                     <a:prstGeom prst="rect">
                       <a:avLst/>
                     </a:prstGeom>
+                    <a:noFill/>
+                    <a:ln>
+                      <a:noFill/>
+                    </a:ln>
                   </pic:spPr>
                 </pic:pic>
               </a:graphicData>
             </a:graphic>
-          </wp:anchor>
+          </wp:inline>
         </w:drawing>
       </w:r>
     </w:p>
@@ -27568,6 +27292,7 @@
           <w:rtl/>
           <w:lang w:val="en-IL"/>
         </w:rPr>
+        <w:lastRenderedPageBreak/>
         <w:t>עבור כל יחידת</w:t>
       </w:r>
       <w:r>
@@ -27657,7 +27382,6 @@
           <w:rtl/>
           <w:lang w:val="en-IL"/>
         </w:rPr>
-        <w:lastRenderedPageBreak/>
         <w:t>ביחידת ה</w:t>
       </w:r>
       <w:r>
@@ -28008,7 +27732,6 @@
         <w:t xml:space="preserve"> =   </w:t>
       </w:r>
       <w:proofErr w:type="spellStart"/>
-      <w:proofErr w:type="gramStart"/>
       <w:r>
         <w:rPr>
           <w:rFonts w:asciiTheme="minorBidi" w:hAnsiTheme="minorBidi" w:cstheme="minorBidi"/>
@@ -28035,7 +27758,6 @@
         <w:t>(</w:t>
       </w:r>
       <w:proofErr w:type="spellStart"/>
-      <w:proofErr w:type="gramEnd"/>
       <w:r>
         <w:rPr>
           <w:rFonts w:asciiTheme="minorBidi" w:hAnsiTheme="minorBidi" w:cstheme="minorBidi"/>
@@ -28059,16 +27781,15 @@
           <w:sz w:val="18"/>
           <w:szCs w:val="18"/>
         </w:rPr>
-        <w:t>[</w:t>
-      </w:r>
-      <w:proofErr w:type="gramStart"/>
+        <w:t>[0]</w:t>
+      </w:r>
       <w:r>
         <w:rPr>
           <w:rFonts w:asciiTheme="minorBidi" w:hAnsiTheme="minorBidi" w:cstheme="minorBidi"/>
           <w:sz w:val="18"/>
           <w:szCs w:val="18"/>
         </w:rPr>
-        <w:t>0]</w:t>
+        <w:t>→C</w:t>
       </w:r>
       <w:r>
         <w:rPr>
@@ -28076,16 +27797,31 @@
           <w:sz w:val="18"/>
           <w:szCs w:val="18"/>
         </w:rPr>
-        <w:t>→</w:t>
-      </w:r>
-      <w:proofErr w:type="gramEnd"/>
+        <w:t>out</w:t>
+      </w:r>
+      <w:r>
+        <w:rPr>
+          <w:rFonts w:asciiTheme="minorBidi" w:hAnsiTheme="minorBidi" w:cstheme="minorBidi"/>
+          <w:sz w:val="28"/>
+          <w:szCs w:val="28"/>
+        </w:rPr>
+        <w:t>) + 62 * T</w:t>
+      </w:r>
       <w:r>
         <w:rPr>
           <w:rFonts w:asciiTheme="minorBidi" w:hAnsiTheme="minorBidi" w:cstheme="minorBidi"/>
           <w:sz w:val="18"/>
           <w:szCs w:val="18"/>
         </w:rPr>
-        <w:t>C</w:t>
+        <w:t>pd</w:t>
+      </w:r>
+      <w:r>
+        <w:rPr>
+          <w:rFonts w:asciiTheme="minorBidi" w:hAnsiTheme="minorBidi" w:cstheme="minorBidi"/>
+          <w:sz w:val="28"/>
+          <w:szCs w:val="28"/>
+        </w:rPr>
+        <w:t>(ALU</w:t>
       </w:r>
       <w:r>
         <w:rPr>
@@ -28093,7 +27829,7 @@
           <w:sz w:val="18"/>
           <w:szCs w:val="18"/>
         </w:rPr>
-        <w:t>out</w:t>
+        <w:t>cin→cout</w:t>
       </w:r>
       <w:r>
         <w:rPr>
@@ -28101,16 +27837,7 @@
           <w:sz w:val="28"/>
           <w:szCs w:val="28"/>
         </w:rPr>
-        <w:t xml:space="preserve">) + 62 * </w:t>
-      </w:r>
-      <w:proofErr w:type="gramStart"/>
-      <w:r>
-        <w:rPr>
-          <w:rFonts w:asciiTheme="minorBidi" w:hAnsiTheme="minorBidi" w:cstheme="minorBidi"/>
-          <w:sz w:val="28"/>
-          <w:szCs w:val="28"/>
-        </w:rPr>
-        <w:t>T</w:t>
+        <w:t>) + T</w:t>
       </w:r>
       <w:r>
         <w:rPr>
@@ -28126,16 +27853,7 @@
           <w:sz w:val="28"/>
           <w:szCs w:val="28"/>
         </w:rPr>
-        <w:t>(</w:t>
-      </w:r>
-      <w:proofErr w:type="gramEnd"/>
-      <w:r>
-        <w:rPr>
-          <w:rFonts w:asciiTheme="minorBidi" w:hAnsiTheme="minorBidi" w:cstheme="minorBidi"/>
-          <w:sz w:val="28"/>
-          <w:szCs w:val="28"/>
-        </w:rPr>
-        <w:t>ALU</w:t>
+        <w:t>(ALU</w:t>
       </w:r>
       <w:r>
         <w:rPr>
@@ -28143,7 +27861,7 @@
           <w:sz w:val="18"/>
           <w:szCs w:val="18"/>
         </w:rPr>
-        <w:t>cin→cout</w:t>
+        <w:t>cin→s</w:t>
       </w:r>
       <w:r>
         <w:rPr>
@@ -28151,75 +27869,7 @@
           <w:sz w:val="28"/>
           <w:szCs w:val="28"/>
         </w:rPr>
-        <w:t xml:space="preserve">) + </w:t>
-      </w:r>
-      <w:proofErr w:type="gramStart"/>
-      <w:r>
-        <w:rPr>
-          <w:rFonts w:asciiTheme="minorBidi" w:hAnsiTheme="minorBidi" w:cstheme="minorBidi"/>
-          <w:sz w:val="28"/>
-          <w:szCs w:val="28"/>
-        </w:rPr>
-        <w:t>T</w:t>
-      </w:r>
-      <w:r>
-        <w:rPr>
-          <w:rFonts w:asciiTheme="minorBidi" w:hAnsiTheme="minorBidi" w:cstheme="minorBidi"/>
-          <w:sz w:val="18"/>
-          <w:szCs w:val="18"/>
-        </w:rPr>
-        <w:t>pd</w:t>
-      </w:r>
-      <w:r>
-        <w:rPr>
-          <w:rFonts w:asciiTheme="minorBidi" w:hAnsiTheme="minorBidi" w:cstheme="minorBidi"/>
-          <w:sz w:val="28"/>
-          <w:szCs w:val="28"/>
-        </w:rPr>
-        <w:t>(</w:t>
-      </w:r>
-      <w:proofErr w:type="gramEnd"/>
-      <w:r>
-        <w:rPr>
-          <w:rFonts w:asciiTheme="minorBidi" w:hAnsiTheme="minorBidi" w:cstheme="minorBidi"/>
-          <w:sz w:val="28"/>
-          <w:szCs w:val="28"/>
-        </w:rPr>
-        <w:t>ALU</w:t>
-      </w:r>
-      <w:r>
-        <w:rPr>
-          <w:rFonts w:asciiTheme="minorBidi" w:hAnsiTheme="minorBidi" w:cstheme="minorBidi"/>
-          <w:sz w:val="18"/>
-          <w:szCs w:val="18"/>
-        </w:rPr>
-        <w:t>cin→</w:t>
-      </w:r>
-      <w:proofErr w:type="gramStart"/>
-      <w:r>
-        <w:rPr>
-          <w:rFonts w:asciiTheme="minorBidi" w:hAnsiTheme="minorBidi" w:cstheme="minorBidi"/>
-          <w:sz w:val="18"/>
-          <w:szCs w:val="18"/>
-        </w:rPr>
-        <w:t>s</w:t>
-      </w:r>
-      <w:r>
-        <w:rPr>
-          <w:rFonts w:asciiTheme="minorBidi" w:hAnsiTheme="minorBidi" w:cstheme="minorBidi"/>
-          <w:sz w:val="28"/>
-          <w:szCs w:val="28"/>
-        </w:rPr>
-        <w:t>)=</w:t>
-      </w:r>
-      <w:proofErr w:type="gramEnd"/>
-      <w:r>
-        <w:rPr>
-          <w:rFonts w:asciiTheme="minorBidi" w:hAnsiTheme="minorBidi" w:cstheme="minorBidi"/>
-          <w:sz w:val="28"/>
-          <w:szCs w:val="28"/>
-        </w:rPr>
-        <w:t xml:space="preserve">   26 + 62 * 21 + 36 = </w:t>
+        <w:t xml:space="preserve">)=   26 + 62 * 21 + 36 = </w:t>
       </w:r>
       <w:r>
         <w:rPr>
@@ -29015,6 +28665,7 @@
   <w:style w:type="character" w:default="1" w:styleId="DefaultParagraphFont">
     <w:name w:val="Default Paragraph Font"/>
     <w:uiPriority w:val="1"/>
+    <w:semiHidden/>
     <w:unhideWhenUsed/>
   </w:style>
   <w:style w:type="table" w:default="1" w:styleId="TableNormal">
